--- a/SYSML/Requirements Engineering.docx
+++ b/SYSML/Requirements Engineering.docx
@@ -4,24 +4,2048 @@
   <w:body>
     <w:p>
       <w:pPr>
-        <w:pStyle w:val="Heading1"/>
-        <w:spacing w:before="0"/>
+        <w:rPr>
+          <w:b/>
+          <w:bCs/>
+          <w:sz w:val="32"/>
+          <w:szCs w:val="32"/>
+        </w:rPr>
       </w:pPr>
       <w:bookmarkStart w:id="0" w:name="_Toc233209593"/>
       <w:r>
+        <w:rPr>
+          <w:b/>
+          <w:bCs/>
+          <w:sz w:val="32"/>
+          <w:szCs w:val="32"/>
+        </w:rPr>
         <w:t>Requirements Engineering</w:t>
       </w:r>
       <w:bookmarkEnd w:id="0"/>
     </w:p>
     <w:p>
       <w:pPr>
+        <w:spacing w:line="278" w:lineRule="auto"/>
+      </w:pPr>
+    </w:p>
+    <w:p>
+      <w:pPr>
+        <w:spacing w:line="278" w:lineRule="auto"/>
+      </w:pPr>
+      <w:r>
+        <w:br w:type="page"/>
+      </w:r>
+    </w:p>
+    <w:sdt>
+      <w:sdtPr>
+        <w:rPr>
+          <w:sz w:val="24"/>
+          <w:szCs w:val="24"/>
+        </w:rPr>
+        <w:id w:val="862938989"/>
+        <w:docPartObj>
+          <w:docPartGallery w:val="Table of Contents"/>
+          <w:docPartUnique/>
+        </w:docPartObj>
+      </w:sdtPr>
+      <w:sdtEndPr>
+        <w:rPr>
+          <w:rFonts w:ascii="Times New Roman" w:eastAsiaTheme="minorHAnsi" w:hAnsi="Times New Roman" w:cstheme="minorBidi"/>
+          <w:bCs/>
+          <w:noProof/>
+          <w:color w:val="auto"/>
+          <w:kern w:val="2"/>
+          <w14:ligatures w14:val="standardContextual"/>
+        </w:rPr>
+      </w:sdtEndPr>
+      <w:sdtContent>
+        <w:p>
+          <w:pPr>
+            <w:pStyle w:val="TOCHeading"/>
+            <w:spacing w:after="240"/>
+            <w:rPr>
+              <w:sz w:val="24"/>
+              <w:szCs w:val="24"/>
+            </w:rPr>
+          </w:pPr>
+          <w:r>
+            <w:rPr>
+              <w:sz w:val="24"/>
+              <w:szCs w:val="24"/>
+            </w:rPr>
+            <w:t>Contents</w:t>
+          </w:r>
+        </w:p>
+        <w:p>
+          <w:pPr>
+            <w:pStyle w:val="TOC2"/>
+            <w:tabs>
+              <w:tab w:val="right" w:leader="dot" w:pos="9347"/>
+            </w:tabs>
+            <w:rPr>
+              <w:rFonts w:asciiTheme="minorHAnsi" w:eastAsiaTheme="minorEastAsia" w:hAnsiTheme="minorHAnsi"/>
+              <w:noProof/>
+            </w:rPr>
+          </w:pPr>
+          <w:r>
+            <w:fldChar w:fldCharType="begin"/>
+          </w:r>
+          <w:r>
+            <w:instrText xml:space="preserve"> TOC \o "1-3" \h \z \u </w:instrText>
+          </w:r>
+          <w:r>
+            <w:fldChar w:fldCharType="separate"/>
+          </w:r>
+          <w:hyperlink w:anchor="_Toc236082162" w:history="1">
+            <w:r>
+              <w:rPr>
+                <w:rStyle w:val="Hyperlink"/>
+                <w:noProof/>
+              </w:rPr>
+              <w:t>Actors</w:t>
+            </w:r>
+            <w:r>
+              <w:rPr>
+                <w:noProof/>
+                <w:webHidden/>
+              </w:rPr>
+              <w:tab/>
+            </w:r>
+            <w:r>
+              <w:rPr>
+                <w:noProof/>
+                <w:webHidden/>
+              </w:rPr>
+              <w:fldChar w:fldCharType="begin"/>
+            </w:r>
+            <w:r>
+              <w:rPr>
+                <w:noProof/>
+                <w:webHidden/>
+              </w:rPr>
+              <w:instrText xml:space="preserve"> PAGEREF _Toc236082162 \h </w:instrText>
+            </w:r>
+            <w:r>
+              <w:rPr>
+                <w:noProof/>
+                <w:webHidden/>
+              </w:rPr>
+            </w:r>
+            <w:r>
+              <w:rPr>
+                <w:noProof/>
+                <w:webHidden/>
+              </w:rPr>
+              <w:fldChar w:fldCharType="separate"/>
+            </w:r>
+            <w:r>
+              <w:rPr>
+                <w:noProof/>
+                <w:webHidden/>
+              </w:rPr>
+              <w:t>1</w:t>
+            </w:r>
+            <w:r>
+              <w:rPr>
+                <w:noProof/>
+                <w:webHidden/>
+              </w:rPr>
+              <w:fldChar w:fldCharType="end"/>
+            </w:r>
+          </w:hyperlink>
+        </w:p>
+        <w:p>
+          <w:pPr>
+            <w:pStyle w:val="TOC2"/>
+            <w:tabs>
+              <w:tab w:val="right" w:leader="dot" w:pos="9347"/>
+            </w:tabs>
+            <w:rPr>
+              <w:rFonts w:asciiTheme="minorHAnsi" w:eastAsiaTheme="minorEastAsia" w:hAnsiTheme="minorHAnsi"/>
+              <w:noProof/>
+            </w:rPr>
+          </w:pPr>
+          <w:hyperlink w:anchor="_Toc236082163" w:history="1">
+            <w:r>
+              <w:rPr>
+                <w:rStyle w:val="Hyperlink"/>
+                <w:noProof/>
+              </w:rPr>
+              <w:t>Business Requirements (BR)</w:t>
+            </w:r>
+            <w:r>
+              <w:rPr>
+                <w:noProof/>
+                <w:webHidden/>
+              </w:rPr>
+              <w:tab/>
+            </w:r>
+            <w:r>
+              <w:rPr>
+                <w:noProof/>
+                <w:webHidden/>
+              </w:rPr>
+              <w:fldChar w:fldCharType="begin"/>
+            </w:r>
+            <w:r>
+              <w:rPr>
+                <w:noProof/>
+                <w:webHidden/>
+              </w:rPr>
+              <w:instrText xml:space="preserve"> PAGEREF _Toc236082163 \h </w:instrText>
+            </w:r>
+            <w:r>
+              <w:rPr>
+                <w:noProof/>
+                <w:webHidden/>
+              </w:rPr>
+            </w:r>
+            <w:r>
+              <w:rPr>
+                <w:noProof/>
+                <w:webHidden/>
+              </w:rPr>
+              <w:fldChar w:fldCharType="separate"/>
+            </w:r>
+            <w:r>
+              <w:rPr>
+                <w:noProof/>
+                <w:webHidden/>
+              </w:rPr>
+              <w:t>2</w:t>
+            </w:r>
+            <w:r>
+              <w:rPr>
+                <w:noProof/>
+                <w:webHidden/>
+              </w:rPr>
+              <w:fldChar w:fldCharType="end"/>
+            </w:r>
+          </w:hyperlink>
+        </w:p>
+        <w:p>
+          <w:pPr>
+            <w:pStyle w:val="TOC2"/>
+            <w:tabs>
+              <w:tab w:val="right" w:leader="dot" w:pos="9347"/>
+            </w:tabs>
+            <w:rPr>
+              <w:rFonts w:asciiTheme="minorHAnsi" w:eastAsiaTheme="minorEastAsia" w:hAnsiTheme="minorHAnsi"/>
+              <w:noProof/>
+            </w:rPr>
+          </w:pPr>
+          <w:hyperlink w:anchor="_Toc236082164" w:history="1">
+            <w:r>
+              <w:rPr>
+                <w:rStyle w:val="Hyperlink"/>
+                <w:noProof/>
+              </w:rPr>
+              <w:t>Functional Requirements (FR)</w:t>
+            </w:r>
+            <w:r>
+              <w:rPr>
+                <w:noProof/>
+                <w:webHidden/>
+              </w:rPr>
+              <w:tab/>
+            </w:r>
+            <w:r>
+              <w:rPr>
+                <w:noProof/>
+                <w:webHidden/>
+              </w:rPr>
+              <w:fldChar w:fldCharType="begin"/>
+            </w:r>
+            <w:r>
+              <w:rPr>
+                <w:noProof/>
+                <w:webHidden/>
+              </w:rPr>
+              <w:instrText xml:space="preserve"> PAGEREF _Toc236082164 \h </w:instrText>
+            </w:r>
+            <w:r>
+              <w:rPr>
+                <w:noProof/>
+                <w:webHidden/>
+              </w:rPr>
+            </w:r>
+            <w:r>
+              <w:rPr>
+                <w:noProof/>
+                <w:webHidden/>
+              </w:rPr>
+              <w:fldChar w:fldCharType="separate"/>
+            </w:r>
+            <w:r>
+              <w:rPr>
+                <w:noProof/>
+                <w:webHidden/>
+              </w:rPr>
+              <w:t>3</w:t>
+            </w:r>
+            <w:r>
+              <w:rPr>
+                <w:noProof/>
+                <w:webHidden/>
+              </w:rPr>
+              <w:fldChar w:fldCharType="end"/>
+            </w:r>
+          </w:hyperlink>
+        </w:p>
+        <w:p>
+          <w:pPr>
+            <w:pStyle w:val="TOC3"/>
+            <w:tabs>
+              <w:tab w:val="right" w:leader="dot" w:pos="9347"/>
+            </w:tabs>
+            <w:rPr>
+              <w:rFonts w:asciiTheme="minorHAnsi" w:eastAsiaTheme="minorEastAsia" w:hAnsiTheme="minorHAnsi"/>
+              <w:noProof/>
+            </w:rPr>
+          </w:pPr>
+          <w:hyperlink w:anchor="_Toc236082165" w:history="1">
+            <w:r>
+              <w:rPr>
+                <w:rStyle w:val="Hyperlink"/>
+                <w:noProof/>
+              </w:rPr>
+              <w:t>Customer Web Application</w:t>
+            </w:r>
+            <w:r>
+              <w:rPr>
+                <w:noProof/>
+                <w:webHidden/>
+              </w:rPr>
+              <w:tab/>
+            </w:r>
+            <w:r>
+              <w:rPr>
+                <w:noProof/>
+                <w:webHidden/>
+              </w:rPr>
+              <w:fldChar w:fldCharType="begin"/>
+            </w:r>
+            <w:r>
+              <w:rPr>
+                <w:noProof/>
+                <w:webHidden/>
+              </w:rPr>
+              <w:instrText xml:space="preserve"> PAGEREF _Toc236082165 \h </w:instrText>
+            </w:r>
+            <w:r>
+              <w:rPr>
+                <w:noProof/>
+                <w:webHidden/>
+              </w:rPr>
+            </w:r>
+            <w:r>
+              <w:rPr>
+                <w:noProof/>
+                <w:webHidden/>
+              </w:rPr>
+              <w:fldChar w:fldCharType="separate"/>
+            </w:r>
+            <w:r>
+              <w:rPr>
+                <w:noProof/>
+                <w:webHidden/>
+              </w:rPr>
+              <w:t>3</w:t>
+            </w:r>
+            <w:r>
+              <w:rPr>
+                <w:noProof/>
+                <w:webHidden/>
+              </w:rPr>
+              <w:fldChar w:fldCharType="end"/>
+            </w:r>
+          </w:hyperlink>
+        </w:p>
+        <w:p>
+          <w:pPr>
+            <w:pStyle w:val="TOC3"/>
+            <w:tabs>
+              <w:tab w:val="right" w:leader="dot" w:pos="9347"/>
+            </w:tabs>
+            <w:rPr>
+              <w:rFonts w:asciiTheme="minorHAnsi" w:eastAsiaTheme="minorEastAsia" w:hAnsiTheme="minorHAnsi"/>
+              <w:noProof/>
+            </w:rPr>
+          </w:pPr>
+          <w:hyperlink w:anchor="_Toc236082166" w:history="1">
+            <w:r>
+              <w:rPr>
+                <w:rStyle w:val="Hyperlink"/>
+                <w:noProof/>
+              </w:rPr>
+              <w:t>Mobile Application (Android / iOS)</w:t>
+            </w:r>
+            <w:r>
+              <w:rPr>
+                <w:noProof/>
+                <w:webHidden/>
+              </w:rPr>
+              <w:tab/>
+            </w:r>
+            <w:r>
+              <w:rPr>
+                <w:noProof/>
+                <w:webHidden/>
+              </w:rPr>
+              <w:fldChar w:fldCharType="begin"/>
+            </w:r>
+            <w:r>
+              <w:rPr>
+                <w:noProof/>
+                <w:webHidden/>
+              </w:rPr>
+              <w:instrText xml:space="preserve"> PAGEREF _Toc236082166 \h </w:instrText>
+            </w:r>
+            <w:r>
+              <w:rPr>
+                <w:noProof/>
+                <w:webHidden/>
+              </w:rPr>
+            </w:r>
+            <w:r>
+              <w:rPr>
+                <w:noProof/>
+                <w:webHidden/>
+              </w:rPr>
+              <w:fldChar w:fldCharType="separate"/>
+            </w:r>
+            <w:r>
+              <w:rPr>
+                <w:noProof/>
+                <w:webHidden/>
+              </w:rPr>
+              <w:t>5</w:t>
+            </w:r>
+            <w:r>
+              <w:rPr>
+                <w:noProof/>
+                <w:webHidden/>
+              </w:rPr>
+              <w:fldChar w:fldCharType="end"/>
+            </w:r>
+          </w:hyperlink>
+        </w:p>
+        <w:p>
+          <w:pPr>
+            <w:pStyle w:val="TOC3"/>
+            <w:tabs>
+              <w:tab w:val="right" w:leader="dot" w:pos="9347"/>
+            </w:tabs>
+            <w:rPr>
+              <w:rFonts w:asciiTheme="minorHAnsi" w:eastAsiaTheme="minorEastAsia" w:hAnsiTheme="minorHAnsi"/>
+              <w:noProof/>
+            </w:rPr>
+          </w:pPr>
+          <w:hyperlink w:anchor="_Toc236082167" w:history="1">
+            <w:r>
+              <w:rPr>
+                <w:rStyle w:val="Hyperlink"/>
+                <w:noProof/>
+              </w:rPr>
+              <w:t>Agency Desktop Application</w:t>
+            </w:r>
+            <w:r>
+              <w:rPr>
+                <w:noProof/>
+                <w:webHidden/>
+              </w:rPr>
+              <w:tab/>
+            </w:r>
+            <w:r>
+              <w:rPr>
+                <w:noProof/>
+                <w:webHidden/>
+              </w:rPr>
+              <w:fldChar w:fldCharType="begin"/>
+            </w:r>
+            <w:r>
+              <w:rPr>
+                <w:noProof/>
+                <w:webHidden/>
+              </w:rPr>
+              <w:instrText xml:space="preserve"> PAGEREF _Toc236082167 \h </w:instrText>
+            </w:r>
+            <w:r>
+              <w:rPr>
+                <w:noProof/>
+                <w:webHidden/>
+              </w:rPr>
+            </w:r>
+            <w:r>
+              <w:rPr>
+                <w:noProof/>
+                <w:webHidden/>
+              </w:rPr>
+              <w:fldChar w:fldCharType="separate"/>
+            </w:r>
+            <w:r>
+              <w:rPr>
+                <w:noProof/>
+                <w:webHidden/>
+              </w:rPr>
+              <w:t>6</w:t>
+            </w:r>
+            <w:r>
+              <w:rPr>
+                <w:noProof/>
+                <w:webHidden/>
+              </w:rPr>
+              <w:fldChar w:fldCharType="end"/>
+            </w:r>
+          </w:hyperlink>
+        </w:p>
+        <w:p>
+          <w:pPr>
+            <w:pStyle w:val="TOC3"/>
+            <w:tabs>
+              <w:tab w:val="right" w:leader="dot" w:pos="9347"/>
+            </w:tabs>
+            <w:rPr>
+              <w:rFonts w:asciiTheme="minorHAnsi" w:eastAsiaTheme="minorEastAsia" w:hAnsiTheme="minorHAnsi"/>
+              <w:noProof/>
+            </w:rPr>
+          </w:pPr>
+          <w:hyperlink w:anchor="_Toc236082168" w:history="1">
+            <w:r>
+              <w:rPr>
+                <w:rStyle w:val="Hyperlink"/>
+                <w:noProof/>
+              </w:rPr>
+              <w:t>Administration Functions</w:t>
+            </w:r>
+            <w:r>
+              <w:rPr>
+                <w:noProof/>
+                <w:webHidden/>
+              </w:rPr>
+              <w:tab/>
+            </w:r>
+            <w:r>
+              <w:rPr>
+                <w:noProof/>
+                <w:webHidden/>
+              </w:rPr>
+              <w:fldChar w:fldCharType="begin"/>
+            </w:r>
+            <w:r>
+              <w:rPr>
+                <w:noProof/>
+                <w:webHidden/>
+              </w:rPr>
+              <w:instrText xml:space="preserve"> PAGEREF _Toc236082168 \h </w:instrText>
+            </w:r>
+            <w:r>
+              <w:rPr>
+                <w:noProof/>
+                <w:webHidden/>
+              </w:rPr>
+            </w:r>
+            <w:r>
+              <w:rPr>
+                <w:noProof/>
+                <w:webHidden/>
+              </w:rPr>
+              <w:fldChar w:fldCharType="separate"/>
+            </w:r>
+            <w:r>
+              <w:rPr>
+                <w:noProof/>
+                <w:webHidden/>
+              </w:rPr>
+              <w:t>7</w:t>
+            </w:r>
+            <w:r>
+              <w:rPr>
+                <w:noProof/>
+                <w:webHidden/>
+              </w:rPr>
+              <w:fldChar w:fldCharType="end"/>
+            </w:r>
+          </w:hyperlink>
+        </w:p>
+        <w:p>
+          <w:pPr>
+            <w:pStyle w:val="TOC3"/>
+            <w:tabs>
+              <w:tab w:val="right" w:leader="dot" w:pos="9347"/>
+            </w:tabs>
+            <w:rPr>
+              <w:rFonts w:asciiTheme="minorHAnsi" w:eastAsiaTheme="minorEastAsia" w:hAnsiTheme="minorHAnsi"/>
+              <w:noProof/>
+            </w:rPr>
+          </w:pPr>
+          <w:hyperlink w:anchor="_Toc236082169" w:history="1">
+            <w:r>
+              <w:rPr>
+                <w:rStyle w:val="Hyperlink"/>
+                <w:noProof/>
+              </w:rPr>
+              <w:t>Backend Services</w:t>
+            </w:r>
+            <w:r>
+              <w:rPr>
+                <w:noProof/>
+                <w:webHidden/>
+              </w:rPr>
+              <w:tab/>
+            </w:r>
+            <w:r>
+              <w:rPr>
+                <w:noProof/>
+                <w:webHidden/>
+              </w:rPr>
+              <w:fldChar w:fldCharType="begin"/>
+            </w:r>
+            <w:r>
+              <w:rPr>
+                <w:noProof/>
+                <w:webHidden/>
+              </w:rPr>
+              <w:instrText xml:space="preserve"> PAGEREF _Toc236082169 \h </w:instrText>
+            </w:r>
+            <w:r>
+              <w:rPr>
+                <w:noProof/>
+                <w:webHidden/>
+              </w:rPr>
+            </w:r>
+            <w:r>
+              <w:rPr>
+                <w:noProof/>
+                <w:webHidden/>
+              </w:rPr>
+              <w:fldChar w:fldCharType="separate"/>
+            </w:r>
+            <w:r>
+              <w:rPr>
+                <w:noProof/>
+                <w:webHidden/>
+              </w:rPr>
+              <w:t>8</w:t>
+            </w:r>
+            <w:r>
+              <w:rPr>
+                <w:noProof/>
+                <w:webHidden/>
+              </w:rPr>
+              <w:fldChar w:fldCharType="end"/>
+            </w:r>
+          </w:hyperlink>
+        </w:p>
+        <w:p>
+          <w:pPr>
+            <w:pStyle w:val="TOC2"/>
+            <w:tabs>
+              <w:tab w:val="right" w:leader="dot" w:pos="9347"/>
+            </w:tabs>
+            <w:rPr>
+              <w:rFonts w:asciiTheme="minorHAnsi" w:eastAsiaTheme="minorEastAsia" w:hAnsiTheme="minorHAnsi"/>
+              <w:noProof/>
+            </w:rPr>
+          </w:pPr>
+          <w:hyperlink w:anchor="_Toc236082170" w:history="1">
+            <w:r>
+              <w:rPr>
+                <w:rStyle w:val="Hyperlink"/>
+                <w:noProof/>
+              </w:rPr>
+              <w:t>Non-Functional Requirements (NFRs)</w:t>
+            </w:r>
+            <w:r>
+              <w:rPr>
+                <w:noProof/>
+                <w:webHidden/>
+              </w:rPr>
+              <w:tab/>
+            </w:r>
+            <w:r>
+              <w:rPr>
+                <w:noProof/>
+                <w:webHidden/>
+              </w:rPr>
+              <w:fldChar w:fldCharType="begin"/>
+            </w:r>
+            <w:r>
+              <w:rPr>
+                <w:noProof/>
+                <w:webHidden/>
+              </w:rPr>
+              <w:instrText xml:space="preserve"> PAGEREF _Toc236082170 \h </w:instrText>
+            </w:r>
+            <w:r>
+              <w:rPr>
+                <w:noProof/>
+                <w:webHidden/>
+              </w:rPr>
+            </w:r>
+            <w:r>
+              <w:rPr>
+                <w:noProof/>
+                <w:webHidden/>
+              </w:rPr>
+              <w:fldChar w:fldCharType="separate"/>
+            </w:r>
+            <w:r>
+              <w:rPr>
+                <w:noProof/>
+                <w:webHidden/>
+              </w:rPr>
+              <w:t>10</w:t>
+            </w:r>
+            <w:r>
+              <w:rPr>
+                <w:noProof/>
+                <w:webHidden/>
+              </w:rPr>
+              <w:fldChar w:fldCharType="end"/>
+            </w:r>
+          </w:hyperlink>
+        </w:p>
+        <w:p>
+          <w:pPr>
+            <w:pStyle w:val="TOC2"/>
+            <w:tabs>
+              <w:tab w:val="right" w:leader="dot" w:pos="9347"/>
+            </w:tabs>
+            <w:rPr>
+              <w:rFonts w:asciiTheme="minorHAnsi" w:eastAsiaTheme="minorEastAsia" w:hAnsiTheme="minorHAnsi"/>
+              <w:noProof/>
+            </w:rPr>
+          </w:pPr>
+          <w:hyperlink w:anchor="_Toc236082171" w:history="1">
+            <w:r>
+              <w:rPr>
+                <w:rStyle w:val="Hyperlink"/>
+                <w:noProof/>
+              </w:rPr>
+              <w:t>Requirements Diagrams</w:t>
+            </w:r>
+            <w:r>
+              <w:rPr>
+                <w:noProof/>
+                <w:webHidden/>
+              </w:rPr>
+              <w:tab/>
+            </w:r>
+            <w:r>
+              <w:rPr>
+                <w:noProof/>
+                <w:webHidden/>
+              </w:rPr>
+              <w:fldChar w:fldCharType="begin"/>
+            </w:r>
+            <w:r>
+              <w:rPr>
+                <w:noProof/>
+                <w:webHidden/>
+              </w:rPr>
+              <w:instrText xml:space="preserve"> PAGEREF _Toc236082171 \h </w:instrText>
+            </w:r>
+            <w:r>
+              <w:rPr>
+                <w:noProof/>
+                <w:webHidden/>
+              </w:rPr>
+            </w:r>
+            <w:r>
+              <w:rPr>
+                <w:noProof/>
+                <w:webHidden/>
+              </w:rPr>
+              <w:fldChar w:fldCharType="separate"/>
+            </w:r>
+            <w:r>
+              <w:rPr>
+                <w:noProof/>
+                <w:webHidden/>
+              </w:rPr>
+              <w:t>11</w:t>
+            </w:r>
+            <w:r>
+              <w:rPr>
+                <w:noProof/>
+                <w:webHidden/>
+              </w:rPr>
+              <w:fldChar w:fldCharType="end"/>
+            </w:r>
+          </w:hyperlink>
+        </w:p>
+        <w:p>
+          <w:pPr>
+            <w:pStyle w:val="TOC3"/>
+            <w:tabs>
+              <w:tab w:val="right" w:leader="dot" w:pos="9347"/>
+            </w:tabs>
+            <w:rPr>
+              <w:rFonts w:asciiTheme="minorHAnsi" w:eastAsiaTheme="minorEastAsia" w:hAnsiTheme="minorHAnsi"/>
+              <w:noProof/>
+            </w:rPr>
+          </w:pPr>
+          <w:hyperlink w:anchor="_Toc236082172" w:history="1">
+            <w:r>
+              <w:rPr>
+                <w:rStyle w:val="Hyperlink"/>
+                <w:noProof/>
+              </w:rPr>
+              <w:t>Package 1: Business Requirements</w:t>
+            </w:r>
+            <w:r>
+              <w:rPr>
+                <w:noProof/>
+                <w:webHidden/>
+              </w:rPr>
+              <w:tab/>
+            </w:r>
+            <w:r>
+              <w:rPr>
+                <w:noProof/>
+                <w:webHidden/>
+              </w:rPr>
+              <w:fldChar w:fldCharType="begin"/>
+            </w:r>
+            <w:r>
+              <w:rPr>
+                <w:noProof/>
+                <w:webHidden/>
+              </w:rPr>
+              <w:instrText xml:space="preserve"> PAGEREF _Toc236082172 \h </w:instrText>
+            </w:r>
+            <w:r>
+              <w:rPr>
+                <w:noProof/>
+                <w:webHidden/>
+              </w:rPr>
+            </w:r>
+            <w:r>
+              <w:rPr>
+                <w:noProof/>
+                <w:webHidden/>
+              </w:rPr>
+              <w:fldChar w:fldCharType="separate"/>
+            </w:r>
+            <w:r>
+              <w:rPr>
+                <w:noProof/>
+                <w:webHidden/>
+              </w:rPr>
+              <w:t>11</w:t>
+            </w:r>
+            <w:r>
+              <w:rPr>
+                <w:noProof/>
+                <w:webHidden/>
+              </w:rPr>
+              <w:fldChar w:fldCharType="end"/>
+            </w:r>
+          </w:hyperlink>
+        </w:p>
+        <w:p>
+          <w:pPr>
+            <w:pStyle w:val="TOC3"/>
+            <w:tabs>
+              <w:tab w:val="right" w:leader="dot" w:pos="9347"/>
+            </w:tabs>
+            <w:rPr>
+              <w:rFonts w:asciiTheme="minorHAnsi" w:eastAsiaTheme="minorEastAsia" w:hAnsiTheme="minorHAnsi"/>
+              <w:noProof/>
+            </w:rPr>
+          </w:pPr>
+          <w:hyperlink w:anchor="_Toc236082173" w:history="1">
+            <w:r>
+              <w:rPr>
+                <w:rStyle w:val="Hyperlink"/>
+                <w:noProof/>
+              </w:rPr>
+              <w:t>Package 2: Functional Requirements</w:t>
+            </w:r>
+            <w:r>
+              <w:rPr>
+                <w:noProof/>
+                <w:webHidden/>
+              </w:rPr>
+              <w:tab/>
+            </w:r>
+            <w:r>
+              <w:rPr>
+                <w:noProof/>
+                <w:webHidden/>
+              </w:rPr>
+              <w:fldChar w:fldCharType="begin"/>
+            </w:r>
+            <w:r>
+              <w:rPr>
+                <w:noProof/>
+                <w:webHidden/>
+              </w:rPr>
+              <w:instrText xml:space="preserve"> PAGEREF _Toc236082173 \h </w:instrText>
+            </w:r>
+            <w:r>
+              <w:rPr>
+                <w:noProof/>
+                <w:webHidden/>
+              </w:rPr>
+            </w:r>
+            <w:r>
+              <w:rPr>
+                <w:noProof/>
+                <w:webHidden/>
+              </w:rPr>
+              <w:fldChar w:fldCharType="separate"/>
+            </w:r>
+            <w:r>
+              <w:rPr>
+                <w:noProof/>
+                <w:webHidden/>
+              </w:rPr>
+              <w:t>12</w:t>
+            </w:r>
+            <w:r>
+              <w:rPr>
+                <w:noProof/>
+                <w:webHidden/>
+              </w:rPr>
+              <w:fldChar w:fldCharType="end"/>
+            </w:r>
+          </w:hyperlink>
+        </w:p>
+        <w:p>
+          <w:pPr>
+            <w:pStyle w:val="TOC3"/>
+            <w:tabs>
+              <w:tab w:val="right" w:leader="dot" w:pos="9347"/>
+            </w:tabs>
+            <w:rPr>
+              <w:rFonts w:asciiTheme="minorHAnsi" w:eastAsiaTheme="minorEastAsia" w:hAnsiTheme="minorHAnsi"/>
+              <w:noProof/>
+            </w:rPr>
+          </w:pPr>
+          <w:hyperlink w:anchor="_Toc236082174" w:history="1">
+            <w:r>
+              <w:rPr>
+                <w:rStyle w:val="Hyperlink"/>
+                <w:noProof/>
+              </w:rPr>
+              <w:t>Package 3: Non-Functional Requirements</w:t>
+            </w:r>
+            <w:r>
+              <w:rPr>
+                <w:noProof/>
+                <w:webHidden/>
+              </w:rPr>
+              <w:tab/>
+            </w:r>
+            <w:r>
+              <w:rPr>
+                <w:noProof/>
+                <w:webHidden/>
+              </w:rPr>
+              <w:fldChar w:fldCharType="begin"/>
+            </w:r>
+            <w:r>
+              <w:rPr>
+                <w:noProof/>
+                <w:webHidden/>
+              </w:rPr>
+              <w:instrText xml:space="preserve"> PAGEREF _Toc236082174 \h </w:instrText>
+            </w:r>
+            <w:r>
+              <w:rPr>
+                <w:noProof/>
+                <w:webHidden/>
+              </w:rPr>
+            </w:r>
+            <w:r>
+              <w:rPr>
+                <w:noProof/>
+                <w:webHidden/>
+              </w:rPr>
+              <w:fldChar w:fldCharType="separate"/>
+            </w:r>
+            <w:r>
+              <w:rPr>
+                <w:noProof/>
+                <w:webHidden/>
+              </w:rPr>
+              <w:t>17</w:t>
+            </w:r>
+            <w:r>
+              <w:rPr>
+                <w:noProof/>
+                <w:webHidden/>
+              </w:rPr>
+              <w:fldChar w:fldCharType="end"/>
+            </w:r>
+          </w:hyperlink>
+        </w:p>
+        <w:p>
+          <w:r>
+            <w:rPr>
+              <w:b/>
+              <w:bCs/>
+              <w:noProof/>
+            </w:rPr>
+            <w:fldChar w:fldCharType="end"/>
+          </w:r>
+        </w:p>
+      </w:sdtContent>
+    </w:sdt>
+    <w:p/>
+    <w:p>
+      <w:pPr>
+        <w:spacing w:line="278" w:lineRule="auto"/>
+      </w:pPr>
+      <w:r>
+        <w:br w:type="page"/>
+      </w:r>
+    </w:p>
+    <w:p>
+      <w:pPr>
+        <w:spacing w:line="360" w:lineRule="auto"/>
+        <w:rPr>
+          <w:b/>
+          <w:bCs/>
+        </w:rPr>
+      </w:pPr>
+      <w:r>
+        <w:rPr>
+          <w:b/>
+          <w:bCs/>
+        </w:rPr>
+        <w:lastRenderedPageBreak/>
+        <w:t>Figures</w:t>
+      </w:r>
+    </w:p>
+    <w:p>
+      <w:pPr>
+        <w:pStyle w:val="TableofFigures"/>
+        <w:tabs>
+          <w:tab w:val="right" w:leader="dot" w:pos="9347"/>
+        </w:tabs>
+        <w:spacing w:line="360" w:lineRule="auto"/>
+        <w:rPr>
+          <w:noProof/>
+        </w:rPr>
+      </w:pPr>
+      <w:r>
+        <w:rPr>
+          <w:b/>
+          <w:bCs/>
+        </w:rPr>
+        <w:fldChar w:fldCharType="begin"/>
+      </w:r>
+      <w:r>
+        <w:rPr>
+          <w:b/>
+          <w:bCs/>
+        </w:rPr>
+        <w:instrText xml:space="preserve"> TOC \h \z \c "Figure" </w:instrText>
+      </w:r>
+      <w:r>
+        <w:rPr>
+          <w:b/>
+          <w:bCs/>
+        </w:rPr>
+        <w:fldChar w:fldCharType="separate"/>
+      </w:r>
+      <w:hyperlink w:anchor="_Toc236082194" w:history="1">
+        <w:r>
+          <w:rPr>
+            <w:rStyle w:val="Hyperlink"/>
+            <w:noProof/>
+          </w:rPr>
+          <w:t>Figure 1 - Top Level Requirement Diagram (Business View)</w:t>
+        </w:r>
+        <w:r>
+          <w:rPr>
+            <w:noProof/>
+            <w:webHidden/>
+          </w:rPr>
+          <w:tab/>
+        </w:r>
+        <w:r>
+          <w:rPr>
+            <w:noProof/>
+            <w:webHidden/>
+          </w:rPr>
+          <w:fldChar w:fldCharType="begin"/>
+        </w:r>
+        <w:r>
+          <w:rPr>
+            <w:noProof/>
+            <w:webHidden/>
+          </w:rPr>
+          <w:instrText xml:space="preserve"> PAGEREF _Toc236082194 \h </w:instrText>
+        </w:r>
+        <w:r>
+          <w:rPr>
+            <w:noProof/>
+            <w:webHidden/>
+          </w:rPr>
+        </w:r>
+        <w:r>
+          <w:rPr>
+            <w:noProof/>
+            <w:webHidden/>
+          </w:rPr>
+          <w:fldChar w:fldCharType="separate"/>
+        </w:r>
+        <w:r>
+          <w:rPr>
+            <w:noProof/>
+            <w:webHidden/>
+          </w:rPr>
+          <w:t>11</w:t>
+        </w:r>
+        <w:r>
+          <w:rPr>
+            <w:noProof/>
+            <w:webHidden/>
+          </w:rPr>
+          <w:fldChar w:fldCharType="end"/>
+        </w:r>
+      </w:hyperlink>
+    </w:p>
+    <w:p>
+      <w:pPr>
+        <w:pStyle w:val="TableofFigures"/>
+        <w:tabs>
+          <w:tab w:val="right" w:leader="dot" w:pos="9347"/>
+        </w:tabs>
+        <w:spacing w:line="360" w:lineRule="auto"/>
+        <w:rPr>
+          <w:noProof/>
+        </w:rPr>
+      </w:pPr>
+      <w:hyperlink w:anchor="_Toc236082195" w:history="1">
+        <w:r>
+          <w:rPr>
+            <w:rStyle w:val="Hyperlink"/>
+            <w:noProof/>
+          </w:rPr>
+          <w:t>Figure 2 - Customer Requirements Diagram</w:t>
+        </w:r>
+        <w:r>
+          <w:rPr>
+            <w:noProof/>
+            <w:webHidden/>
+          </w:rPr>
+          <w:tab/>
+        </w:r>
+        <w:r>
+          <w:rPr>
+            <w:noProof/>
+            <w:webHidden/>
+          </w:rPr>
+          <w:fldChar w:fldCharType="begin"/>
+        </w:r>
+        <w:r>
+          <w:rPr>
+            <w:noProof/>
+            <w:webHidden/>
+          </w:rPr>
+          <w:instrText xml:space="preserve"> PAGEREF _Toc236082195 \h </w:instrText>
+        </w:r>
+        <w:r>
+          <w:rPr>
+            <w:noProof/>
+            <w:webHidden/>
+          </w:rPr>
+        </w:r>
+        <w:r>
+          <w:rPr>
+            <w:noProof/>
+            <w:webHidden/>
+          </w:rPr>
+          <w:fldChar w:fldCharType="separate"/>
+        </w:r>
+        <w:r>
+          <w:rPr>
+            <w:noProof/>
+            <w:webHidden/>
+          </w:rPr>
+          <w:t>12</w:t>
+        </w:r>
+        <w:r>
+          <w:rPr>
+            <w:noProof/>
+            <w:webHidden/>
+          </w:rPr>
+          <w:fldChar w:fldCharType="end"/>
+        </w:r>
+      </w:hyperlink>
+    </w:p>
+    <w:p>
+      <w:pPr>
+        <w:pStyle w:val="TableofFigures"/>
+        <w:tabs>
+          <w:tab w:val="right" w:leader="dot" w:pos="9347"/>
+        </w:tabs>
+        <w:spacing w:line="360" w:lineRule="auto"/>
+        <w:rPr>
+          <w:noProof/>
+        </w:rPr>
+      </w:pPr>
+      <w:hyperlink w:anchor="_Toc236082196" w:history="1">
+        <w:r>
+          <w:rPr>
+            <w:rStyle w:val="Hyperlink"/>
+            <w:noProof/>
+          </w:rPr>
+          <w:t>Figure 3 - Mobile Application Requirements Diagram</w:t>
+        </w:r>
+        <w:r>
+          <w:rPr>
+            <w:noProof/>
+            <w:webHidden/>
+          </w:rPr>
+          <w:tab/>
+        </w:r>
+        <w:r>
+          <w:rPr>
+            <w:noProof/>
+            <w:webHidden/>
+          </w:rPr>
+          <w:fldChar w:fldCharType="begin"/>
+        </w:r>
+        <w:r>
+          <w:rPr>
+            <w:noProof/>
+            <w:webHidden/>
+          </w:rPr>
+          <w:instrText xml:space="preserve"> PAGEREF _Toc236082196 \h </w:instrText>
+        </w:r>
+        <w:r>
+          <w:rPr>
+            <w:noProof/>
+            <w:webHidden/>
+          </w:rPr>
+        </w:r>
+        <w:r>
+          <w:rPr>
+            <w:noProof/>
+            <w:webHidden/>
+          </w:rPr>
+          <w:fldChar w:fldCharType="separate"/>
+        </w:r>
+        <w:r>
+          <w:rPr>
+            <w:noProof/>
+            <w:webHidden/>
+          </w:rPr>
+          <w:t>13</w:t>
+        </w:r>
+        <w:r>
+          <w:rPr>
+            <w:noProof/>
+            <w:webHidden/>
+          </w:rPr>
+          <w:fldChar w:fldCharType="end"/>
+        </w:r>
+      </w:hyperlink>
+    </w:p>
+    <w:p>
+      <w:pPr>
+        <w:pStyle w:val="TableofFigures"/>
+        <w:tabs>
+          <w:tab w:val="right" w:leader="dot" w:pos="9347"/>
+        </w:tabs>
+        <w:spacing w:line="360" w:lineRule="auto"/>
+        <w:rPr>
+          <w:noProof/>
+        </w:rPr>
+      </w:pPr>
+      <w:hyperlink w:anchor="_Toc236082197" w:history="1">
+        <w:r>
+          <w:rPr>
+            <w:rStyle w:val="Hyperlink"/>
+            <w:noProof/>
+          </w:rPr>
+          <w:t>Figure 4 - Agency Management Requirements Diagram</w:t>
+        </w:r>
+        <w:r>
+          <w:rPr>
+            <w:noProof/>
+            <w:webHidden/>
+          </w:rPr>
+          <w:tab/>
+        </w:r>
+        <w:r>
+          <w:rPr>
+            <w:noProof/>
+            <w:webHidden/>
+          </w:rPr>
+          <w:fldChar w:fldCharType="begin"/>
+        </w:r>
+        <w:r>
+          <w:rPr>
+            <w:noProof/>
+            <w:webHidden/>
+          </w:rPr>
+          <w:instrText xml:space="preserve"> PAGEREF _Toc236082197 \h </w:instrText>
+        </w:r>
+        <w:r>
+          <w:rPr>
+            <w:noProof/>
+            <w:webHidden/>
+          </w:rPr>
+        </w:r>
+        <w:r>
+          <w:rPr>
+            <w:noProof/>
+            <w:webHidden/>
+          </w:rPr>
+          <w:fldChar w:fldCharType="separate"/>
+        </w:r>
+        <w:r>
+          <w:rPr>
+            <w:noProof/>
+            <w:webHidden/>
+          </w:rPr>
+          <w:t>14</w:t>
+        </w:r>
+        <w:r>
+          <w:rPr>
+            <w:noProof/>
+            <w:webHidden/>
+          </w:rPr>
+          <w:fldChar w:fldCharType="end"/>
+        </w:r>
+      </w:hyperlink>
+    </w:p>
+    <w:p>
+      <w:pPr>
+        <w:pStyle w:val="TableofFigures"/>
+        <w:tabs>
+          <w:tab w:val="right" w:leader="dot" w:pos="9347"/>
+        </w:tabs>
+        <w:spacing w:line="360" w:lineRule="auto"/>
+        <w:rPr>
+          <w:noProof/>
+        </w:rPr>
+      </w:pPr>
+      <w:hyperlink w:anchor="_Toc236082198" w:history="1">
+        <w:r>
+          <w:rPr>
+            <w:rStyle w:val="Hyperlink"/>
+            <w:noProof/>
+          </w:rPr>
+          <w:t>Figure 5 - Administration Requirements Diagram</w:t>
+        </w:r>
+        <w:r>
+          <w:rPr>
+            <w:noProof/>
+            <w:webHidden/>
+          </w:rPr>
+          <w:tab/>
+        </w:r>
+        <w:r>
+          <w:rPr>
+            <w:noProof/>
+            <w:webHidden/>
+          </w:rPr>
+          <w:fldChar w:fldCharType="begin"/>
+        </w:r>
+        <w:r>
+          <w:rPr>
+            <w:noProof/>
+            <w:webHidden/>
+          </w:rPr>
+          <w:instrText xml:space="preserve"> PAGEREF _Toc236082198 \h </w:instrText>
+        </w:r>
+        <w:r>
+          <w:rPr>
+            <w:noProof/>
+            <w:webHidden/>
+          </w:rPr>
+        </w:r>
+        <w:r>
+          <w:rPr>
+            <w:noProof/>
+            <w:webHidden/>
+          </w:rPr>
+          <w:fldChar w:fldCharType="separate"/>
+        </w:r>
+        <w:r>
+          <w:rPr>
+            <w:noProof/>
+            <w:webHidden/>
+          </w:rPr>
+          <w:t>15</w:t>
+        </w:r>
+        <w:r>
+          <w:rPr>
+            <w:noProof/>
+            <w:webHidden/>
+          </w:rPr>
+          <w:fldChar w:fldCharType="end"/>
+        </w:r>
+      </w:hyperlink>
+    </w:p>
+    <w:p>
+      <w:pPr>
+        <w:pStyle w:val="TableofFigures"/>
+        <w:tabs>
+          <w:tab w:val="right" w:leader="dot" w:pos="9347"/>
+        </w:tabs>
+        <w:spacing w:line="360" w:lineRule="auto"/>
+        <w:rPr>
+          <w:noProof/>
+        </w:rPr>
+      </w:pPr>
+      <w:hyperlink w:anchor="_Toc236082199" w:history="1">
+        <w:r>
+          <w:rPr>
+            <w:rStyle w:val="Hyperlink"/>
+            <w:noProof/>
+          </w:rPr>
+          <w:t>Figure 6 - Backend Services Requirements Diagram</w:t>
+        </w:r>
+        <w:r>
+          <w:rPr>
+            <w:noProof/>
+            <w:webHidden/>
+          </w:rPr>
+          <w:tab/>
+        </w:r>
+        <w:r>
+          <w:rPr>
+            <w:noProof/>
+            <w:webHidden/>
+          </w:rPr>
+          <w:fldChar w:fldCharType="begin"/>
+        </w:r>
+        <w:r>
+          <w:rPr>
+            <w:noProof/>
+            <w:webHidden/>
+          </w:rPr>
+          <w:instrText xml:space="preserve"> PAGEREF _Toc236082199 \h </w:instrText>
+        </w:r>
+        <w:r>
+          <w:rPr>
+            <w:noProof/>
+            <w:webHidden/>
+          </w:rPr>
+        </w:r>
+        <w:r>
+          <w:rPr>
+            <w:noProof/>
+            <w:webHidden/>
+          </w:rPr>
+          <w:fldChar w:fldCharType="separate"/>
+        </w:r>
+        <w:r>
+          <w:rPr>
+            <w:noProof/>
+            <w:webHidden/>
+          </w:rPr>
+          <w:t>16</w:t>
+        </w:r>
+        <w:r>
+          <w:rPr>
+            <w:noProof/>
+            <w:webHidden/>
+          </w:rPr>
+          <w:fldChar w:fldCharType="end"/>
+        </w:r>
+      </w:hyperlink>
+    </w:p>
+    <w:p>
+      <w:pPr>
+        <w:pStyle w:val="TableofFigures"/>
+        <w:tabs>
+          <w:tab w:val="right" w:leader="dot" w:pos="9347"/>
+        </w:tabs>
+        <w:spacing w:line="360" w:lineRule="auto"/>
+        <w:rPr>
+          <w:noProof/>
+        </w:rPr>
+      </w:pPr>
+      <w:hyperlink w:anchor="_Toc236082200" w:history="1">
+        <w:r>
+          <w:rPr>
+            <w:rStyle w:val="Hyperlink"/>
+            <w:noProof/>
+          </w:rPr>
+          <w:t>Figure 7 - Performance Non-Functional Requirements Diagram</w:t>
+        </w:r>
+        <w:r>
+          <w:rPr>
+            <w:noProof/>
+            <w:webHidden/>
+          </w:rPr>
+          <w:tab/>
+        </w:r>
+        <w:r>
+          <w:rPr>
+            <w:noProof/>
+            <w:webHidden/>
+          </w:rPr>
+          <w:fldChar w:fldCharType="begin"/>
+        </w:r>
+        <w:r>
+          <w:rPr>
+            <w:noProof/>
+            <w:webHidden/>
+          </w:rPr>
+          <w:instrText xml:space="preserve"> PAGEREF _Toc236082200 \h </w:instrText>
+        </w:r>
+        <w:r>
+          <w:rPr>
+            <w:noProof/>
+            <w:webHidden/>
+          </w:rPr>
+        </w:r>
+        <w:r>
+          <w:rPr>
+            <w:noProof/>
+            <w:webHidden/>
+          </w:rPr>
+          <w:fldChar w:fldCharType="separate"/>
+        </w:r>
+        <w:r>
+          <w:rPr>
+            <w:noProof/>
+            <w:webHidden/>
+          </w:rPr>
+          <w:t>17</w:t>
+        </w:r>
+        <w:r>
+          <w:rPr>
+            <w:noProof/>
+            <w:webHidden/>
+          </w:rPr>
+          <w:fldChar w:fldCharType="end"/>
+        </w:r>
+      </w:hyperlink>
+    </w:p>
+    <w:p>
+      <w:pPr>
+        <w:pStyle w:val="TableofFigures"/>
+        <w:tabs>
+          <w:tab w:val="right" w:leader="dot" w:pos="9347"/>
+        </w:tabs>
+        <w:spacing w:line="360" w:lineRule="auto"/>
+        <w:rPr>
+          <w:noProof/>
+        </w:rPr>
+      </w:pPr>
+      <w:hyperlink w:anchor="_Toc236082201" w:history="1">
+        <w:r>
+          <w:rPr>
+            <w:rStyle w:val="Hyperlink"/>
+            <w:noProof/>
+          </w:rPr>
+          <w:t>Figure 8 - Security Non-Functional Requirements Diagram</w:t>
+        </w:r>
+        <w:r>
+          <w:rPr>
+            <w:noProof/>
+            <w:webHidden/>
+          </w:rPr>
+          <w:tab/>
+        </w:r>
+        <w:r>
+          <w:rPr>
+            <w:noProof/>
+            <w:webHidden/>
+          </w:rPr>
+          <w:fldChar w:fldCharType="begin"/>
+        </w:r>
+        <w:r>
+          <w:rPr>
+            <w:noProof/>
+            <w:webHidden/>
+          </w:rPr>
+          <w:instrText xml:space="preserve"> PAGEREF _Toc236082201 \h </w:instrText>
+        </w:r>
+        <w:r>
+          <w:rPr>
+            <w:noProof/>
+            <w:webHidden/>
+          </w:rPr>
+        </w:r>
+        <w:r>
+          <w:rPr>
+            <w:noProof/>
+            <w:webHidden/>
+          </w:rPr>
+          <w:fldChar w:fldCharType="separate"/>
+        </w:r>
+        <w:r>
+          <w:rPr>
+            <w:noProof/>
+            <w:webHidden/>
+          </w:rPr>
+          <w:t>18</w:t>
+        </w:r>
+        <w:r>
+          <w:rPr>
+            <w:noProof/>
+            <w:webHidden/>
+          </w:rPr>
+          <w:fldChar w:fldCharType="end"/>
+        </w:r>
+      </w:hyperlink>
+    </w:p>
+    <w:p>
+      <w:pPr>
+        <w:pStyle w:val="TableofFigures"/>
+        <w:tabs>
+          <w:tab w:val="right" w:leader="dot" w:pos="9347"/>
+        </w:tabs>
+        <w:spacing w:line="360" w:lineRule="auto"/>
+        <w:rPr>
+          <w:noProof/>
+        </w:rPr>
+      </w:pPr>
+      <w:hyperlink w:anchor="_Toc236082202" w:history="1">
+        <w:r>
+          <w:rPr>
+            <w:rStyle w:val="Hyperlink"/>
+            <w:noProof/>
+          </w:rPr>
+          <w:t>Figure 9 - Reliability Non-Functional Requirements Diagram</w:t>
+        </w:r>
+        <w:r>
+          <w:rPr>
+            <w:noProof/>
+            <w:webHidden/>
+          </w:rPr>
+          <w:tab/>
+        </w:r>
+        <w:r>
+          <w:rPr>
+            <w:noProof/>
+            <w:webHidden/>
+          </w:rPr>
+          <w:fldChar w:fldCharType="begin"/>
+        </w:r>
+        <w:r>
+          <w:rPr>
+            <w:noProof/>
+            <w:webHidden/>
+          </w:rPr>
+          <w:instrText xml:space="preserve"> PAGEREF _Toc236082202 \h </w:instrText>
+        </w:r>
+        <w:r>
+          <w:rPr>
+            <w:noProof/>
+            <w:webHidden/>
+          </w:rPr>
+        </w:r>
+        <w:r>
+          <w:rPr>
+            <w:noProof/>
+            <w:webHidden/>
+          </w:rPr>
+          <w:fldChar w:fldCharType="separate"/>
+        </w:r>
+        <w:r>
+          <w:rPr>
+            <w:noProof/>
+            <w:webHidden/>
+          </w:rPr>
+          <w:t>19</w:t>
+        </w:r>
+        <w:r>
+          <w:rPr>
+            <w:noProof/>
+            <w:webHidden/>
+          </w:rPr>
+          <w:fldChar w:fldCharType="end"/>
+        </w:r>
+      </w:hyperlink>
+    </w:p>
+    <w:p>
+      <w:pPr>
+        <w:pStyle w:val="TableofFigures"/>
+        <w:tabs>
+          <w:tab w:val="right" w:leader="dot" w:pos="9347"/>
+        </w:tabs>
+        <w:spacing w:line="360" w:lineRule="auto"/>
+        <w:rPr>
+          <w:noProof/>
+        </w:rPr>
+      </w:pPr>
+      <w:hyperlink w:anchor="_Toc236082203" w:history="1">
+        <w:r>
+          <w:rPr>
+            <w:rStyle w:val="Hyperlink"/>
+            <w:noProof/>
+          </w:rPr>
+          <w:t>Figure 10 - Availability Non-Functional Requirements Diagram</w:t>
+        </w:r>
+        <w:r>
+          <w:rPr>
+            <w:noProof/>
+            <w:webHidden/>
+          </w:rPr>
+          <w:tab/>
+        </w:r>
+        <w:r>
+          <w:rPr>
+            <w:noProof/>
+            <w:webHidden/>
+          </w:rPr>
+          <w:fldChar w:fldCharType="begin"/>
+        </w:r>
+        <w:r>
+          <w:rPr>
+            <w:noProof/>
+            <w:webHidden/>
+          </w:rPr>
+          <w:instrText xml:space="preserve"> PAGEREF _Toc236082203 \h </w:instrText>
+        </w:r>
+        <w:r>
+          <w:rPr>
+            <w:noProof/>
+            <w:webHidden/>
+          </w:rPr>
+        </w:r>
+        <w:r>
+          <w:rPr>
+            <w:noProof/>
+            <w:webHidden/>
+          </w:rPr>
+          <w:fldChar w:fldCharType="separate"/>
+        </w:r>
+        <w:r>
+          <w:rPr>
+            <w:noProof/>
+            <w:webHidden/>
+          </w:rPr>
+          <w:t>20</w:t>
+        </w:r>
+        <w:r>
+          <w:rPr>
+            <w:noProof/>
+            <w:webHidden/>
+          </w:rPr>
+          <w:fldChar w:fldCharType="end"/>
+        </w:r>
+      </w:hyperlink>
+    </w:p>
+    <w:p>
+      <w:pPr>
+        <w:pStyle w:val="TableofFigures"/>
+        <w:tabs>
+          <w:tab w:val="right" w:leader="dot" w:pos="9347"/>
+        </w:tabs>
+        <w:spacing w:line="360" w:lineRule="auto"/>
+        <w:rPr>
+          <w:noProof/>
+        </w:rPr>
+      </w:pPr>
+      <w:hyperlink w:anchor="_Toc236082204" w:history="1">
+        <w:r>
+          <w:rPr>
+            <w:rStyle w:val="Hyperlink"/>
+            <w:noProof/>
+          </w:rPr>
+          <w:t>Figure 11 - Scalability Non-Functional Requirements Diagram</w:t>
+        </w:r>
+        <w:r>
+          <w:rPr>
+            <w:noProof/>
+            <w:webHidden/>
+          </w:rPr>
+          <w:tab/>
+        </w:r>
+        <w:r>
+          <w:rPr>
+            <w:noProof/>
+            <w:webHidden/>
+          </w:rPr>
+          <w:fldChar w:fldCharType="begin"/>
+        </w:r>
+        <w:r>
+          <w:rPr>
+            <w:noProof/>
+            <w:webHidden/>
+          </w:rPr>
+          <w:instrText xml:space="preserve"> PAGEREF _Toc236082204 \h </w:instrText>
+        </w:r>
+        <w:r>
+          <w:rPr>
+            <w:noProof/>
+            <w:webHidden/>
+          </w:rPr>
+        </w:r>
+        <w:r>
+          <w:rPr>
+            <w:noProof/>
+            <w:webHidden/>
+          </w:rPr>
+          <w:fldChar w:fldCharType="separate"/>
+        </w:r>
+        <w:r>
+          <w:rPr>
+            <w:noProof/>
+            <w:webHidden/>
+          </w:rPr>
+          <w:t>21</w:t>
+        </w:r>
+        <w:r>
+          <w:rPr>
+            <w:noProof/>
+            <w:webHidden/>
+          </w:rPr>
+          <w:fldChar w:fldCharType="end"/>
+        </w:r>
+      </w:hyperlink>
+    </w:p>
+    <w:p>
+      <w:pPr>
+        <w:pStyle w:val="TableofFigures"/>
+        <w:tabs>
+          <w:tab w:val="right" w:leader="dot" w:pos="9347"/>
+        </w:tabs>
+        <w:spacing w:line="360" w:lineRule="auto"/>
+        <w:rPr>
+          <w:noProof/>
+        </w:rPr>
+      </w:pPr>
+      <w:hyperlink w:anchor="_Toc236082205" w:history="1">
+        <w:r>
+          <w:rPr>
+            <w:rStyle w:val="Hyperlink"/>
+            <w:noProof/>
+          </w:rPr>
+          <w:t>Figure 12 - Accessibility Non-Functional Requirements Diagram</w:t>
+        </w:r>
+        <w:r>
+          <w:rPr>
+            <w:noProof/>
+            <w:webHidden/>
+          </w:rPr>
+          <w:tab/>
+        </w:r>
+        <w:r>
+          <w:rPr>
+            <w:noProof/>
+            <w:webHidden/>
+          </w:rPr>
+          <w:fldChar w:fldCharType="begin"/>
+        </w:r>
+        <w:r>
+          <w:rPr>
+            <w:noProof/>
+            <w:webHidden/>
+          </w:rPr>
+          <w:instrText xml:space="preserve"> PAGEREF _Toc236082205 \h </w:instrText>
+        </w:r>
+        <w:r>
+          <w:rPr>
+            <w:noProof/>
+            <w:webHidden/>
+          </w:rPr>
+        </w:r>
+        <w:r>
+          <w:rPr>
+            <w:noProof/>
+            <w:webHidden/>
+          </w:rPr>
+          <w:fldChar w:fldCharType="separate"/>
+        </w:r>
+        <w:r>
+          <w:rPr>
+            <w:noProof/>
+            <w:webHidden/>
+          </w:rPr>
+          <w:t>22</w:t>
+        </w:r>
+        <w:r>
+          <w:rPr>
+            <w:noProof/>
+            <w:webHidden/>
+          </w:rPr>
+          <w:fldChar w:fldCharType="end"/>
+        </w:r>
+      </w:hyperlink>
+    </w:p>
+    <w:p>
+      <w:pPr>
+        <w:pStyle w:val="TableofFigures"/>
+        <w:tabs>
+          <w:tab w:val="right" w:leader="dot" w:pos="9347"/>
+        </w:tabs>
+        <w:spacing w:line="360" w:lineRule="auto"/>
+        <w:rPr>
+          <w:noProof/>
+        </w:rPr>
+      </w:pPr>
+      <w:hyperlink w:anchor="_Toc236082206" w:history="1">
+        <w:r>
+          <w:rPr>
+            <w:rStyle w:val="Hyperlink"/>
+            <w:noProof/>
+          </w:rPr>
+          <w:t>Figure 13 - Maintainability &amp; Compatibility Non-Functional Requirements Diagram</w:t>
+        </w:r>
+        <w:r>
+          <w:rPr>
+            <w:noProof/>
+            <w:webHidden/>
+          </w:rPr>
+          <w:tab/>
+        </w:r>
+        <w:r>
+          <w:rPr>
+            <w:noProof/>
+            <w:webHidden/>
+          </w:rPr>
+          <w:fldChar w:fldCharType="begin"/>
+        </w:r>
+        <w:r>
+          <w:rPr>
+            <w:noProof/>
+            <w:webHidden/>
+          </w:rPr>
+          <w:instrText xml:space="preserve"> PAGEREF _Toc236082206 \h </w:instrText>
+        </w:r>
+        <w:r>
+          <w:rPr>
+            <w:noProof/>
+            <w:webHidden/>
+          </w:rPr>
+        </w:r>
+        <w:r>
+          <w:rPr>
+            <w:noProof/>
+            <w:webHidden/>
+          </w:rPr>
+          <w:fldChar w:fldCharType="separate"/>
+        </w:r>
+        <w:r>
+          <w:rPr>
+            <w:noProof/>
+            <w:webHidden/>
+          </w:rPr>
+          <w:t>23</w:t>
+        </w:r>
+        <w:r>
+          <w:rPr>
+            <w:noProof/>
+            <w:webHidden/>
+          </w:rPr>
+          <w:fldChar w:fldCharType="end"/>
+        </w:r>
+      </w:hyperlink>
+    </w:p>
+    <w:p>
+      <w:pPr>
+        <w:pStyle w:val="TableofFigures"/>
+        <w:tabs>
+          <w:tab w:val="right" w:leader="dot" w:pos="9347"/>
+        </w:tabs>
+        <w:spacing w:line="360" w:lineRule="auto"/>
+        <w:rPr>
+          <w:noProof/>
+        </w:rPr>
+      </w:pPr>
+      <w:hyperlink w:anchor="_Toc236082207" w:history="1">
+        <w:r>
+          <w:rPr>
+            <w:rStyle w:val="Hyperlink"/>
+            <w:noProof/>
+          </w:rPr>
+          <w:t>Figure 14 - Usability Non-Functional Requirements Diagram</w:t>
+        </w:r>
+        <w:r>
+          <w:rPr>
+            <w:noProof/>
+            <w:webHidden/>
+          </w:rPr>
+          <w:tab/>
+        </w:r>
+        <w:r>
+          <w:rPr>
+            <w:noProof/>
+            <w:webHidden/>
+          </w:rPr>
+          <w:fldChar w:fldCharType="begin"/>
+        </w:r>
+        <w:r>
+          <w:rPr>
+            <w:noProof/>
+            <w:webHidden/>
+          </w:rPr>
+          <w:instrText xml:space="preserve"> PAGEREF _Toc236082207 \h </w:instrText>
+        </w:r>
+        <w:r>
+          <w:rPr>
+            <w:noProof/>
+            <w:webHidden/>
+          </w:rPr>
+        </w:r>
+        <w:r>
+          <w:rPr>
+            <w:noProof/>
+            <w:webHidden/>
+          </w:rPr>
+          <w:fldChar w:fldCharType="separate"/>
+        </w:r>
+        <w:r>
+          <w:rPr>
+            <w:noProof/>
+            <w:webHidden/>
+          </w:rPr>
+          <w:t>24</w:t>
+        </w:r>
+        <w:r>
+          <w:rPr>
+            <w:noProof/>
+            <w:webHidden/>
+          </w:rPr>
+          <w:fldChar w:fldCharType="end"/>
+        </w:r>
+      </w:hyperlink>
+    </w:p>
+    <w:p>
+      <w:pPr>
+        <w:spacing w:line="360" w:lineRule="auto"/>
+        <w:rPr>
+          <w:b/>
+          <w:bCs/>
+        </w:rPr>
+      </w:pPr>
+      <w:r>
+        <w:rPr>
+          <w:b/>
+          <w:bCs/>
+        </w:rPr>
+        <w:fldChar w:fldCharType="end"/>
+      </w:r>
+    </w:p>
+    <w:p/>
+    <w:p>
+      <w:pPr>
+        <w:sectPr>
+          <w:pgSz w:w="11906" w:h="16838" w:code="9"/>
+          <w:pgMar w:top="1411" w:right="850" w:bottom="1411" w:left="1699" w:header="720" w:footer="720" w:gutter="0"/>
+          <w:cols w:space="720"/>
+          <w:docGrid w:linePitch="360"/>
+        </w:sectPr>
+      </w:pPr>
+    </w:p>
+    <w:p>
+      <w:pPr>
         <w:pStyle w:val="Heading2"/>
       </w:pPr>
       <w:bookmarkStart w:id="1" w:name="_Toc233209594"/>
-      <w:r>
+      <w:bookmarkStart w:id="2" w:name="_Toc236082162"/>
+      <w:r>
+        <w:lastRenderedPageBreak/>
         <w:t>Actors</w:t>
       </w:r>
       <w:bookmarkEnd w:id="1"/>
+      <w:bookmarkEnd w:id="2"/>
     </w:p>
     <w:p>
       <w:pPr>
@@ -328,7 +2352,7 @@
           <w:szCs w:val="32"/>
         </w:rPr>
       </w:pPr>
-      <w:bookmarkStart w:id="2" w:name="_Toc233209595"/>
+      <w:bookmarkStart w:id="3" w:name="_Toc233209595"/>
       <w:r>
         <w:br w:type="page"/>
       </w:r>
@@ -338,11 +2362,13 @@
         <w:pStyle w:val="Heading2"/>
         <w:spacing w:line="480" w:lineRule="auto"/>
       </w:pPr>
+      <w:bookmarkStart w:id="4" w:name="_Toc236082163"/>
       <w:r>
         <w:lastRenderedPageBreak/>
         <w:t>Business Requirements (BR)</w:t>
       </w:r>
-      <w:bookmarkEnd w:id="2"/>
+      <w:bookmarkEnd w:id="3"/>
+      <w:bookmarkEnd w:id="4"/>
     </w:p>
     <w:p>
       <w:pPr>
@@ -610,7 +2636,7 @@
           <w:szCs w:val="32"/>
         </w:rPr>
       </w:pPr>
-      <w:bookmarkStart w:id="3" w:name="_Toc233209596"/>
+      <w:bookmarkStart w:id="5" w:name="_Toc233209596"/>
       <w:r>
         <w:br w:type="page"/>
       </w:r>
@@ -619,11 +2645,13 @@
       <w:pPr>
         <w:pStyle w:val="Heading2"/>
       </w:pPr>
+      <w:bookmarkStart w:id="6" w:name="_Toc236082164"/>
       <w:r>
         <w:lastRenderedPageBreak/>
         <w:t>Functional Requirements (FR)</w:t>
       </w:r>
-      <w:bookmarkEnd w:id="3"/>
+      <w:bookmarkEnd w:id="5"/>
+      <w:bookmarkEnd w:id="6"/>
     </w:p>
     <w:p>
       <w:r>
@@ -632,31 +2660,15 @@
     </w:p>
     <w:p>
       <w:pPr>
-        <w:spacing w:after="0"/>
-      </w:pPr>
-    </w:p>
-    <w:p>
-      <w:pPr>
-        <w:pStyle w:val="ListParagraph"/>
-        <w:numPr>
-          <w:ilvl w:val="0"/>
-          <w:numId w:val="8"/>
-        </w:numPr>
-        <w:spacing w:line="276" w:lineRule="auto"/>
-        <w:rPr>
-          <w:b/>
-          <w:bCs/>
-        </w:rPr>
-      </w:pPr>
-      <w:bookmarkStart w:id="4" w:name="_Toc233209597"/>
-      <w:r>
-        <w:rPr>
-          <w:b/>
-          <w:bCs/>
-        </w:rPr>
+        <w:pStyle w:val="Heading3"/>
+      </w:pPr>
+      <w:bookmarkStart w:id="7" w:name="_Toc233209597"/>
+      <w:bookmarkStart w:id="8" w:name="_Toc236082165"/>
+      <w:r>
         <w:t>Customer Web Application</w:t>
       </w:r>
-      <w:bookmarkEnd w:id="4"/>
+      <w:bookmarkEnd w:id="7"/>
+      <w:bookmarkEnd w:id="8"/>
     </w:p>
     <w:p>
       <w:pPr>
@@ -972,7 +2984,15 @@
         </w:rPr>
       </w:pPr>
       <w:r>
-        <w:t>The system shall allow customers to compare multiple vehicle offers simultaneously, including their pricing, specifications, rental conditions, and rental agency information.</w:t>
+        <w:t xml:space="preserve">The system shall allow customers to compare multiple </w:t>
+      </w:r>
+      <w:proofErr w:type="gramStart"/>
+      <w:r>
+        <w:t>vehicle</w:t>
+      </w:r>
+      <w:proofErr w:type="gramEnd"/>
+      <w:r>
+        <w:t xml:space="preserve"> offers simultaneously, including their pricing, specifications, rental conditions, and rental agency information.</w:t>
       </w:r>
     </w:p>
     <w:p>
@@ -1313,7 +3333,7 @@
           <w:szCs w:val="28"/>
         </w:rPr>
       </w:pPr>
-      <w:bookmarkStart w:id="5" w:name="_Toc233209598"/>
+      <w:bookmarkStart w:id="9" w:name="_Toc233209598"/>
       <w:r>
         <w:br w:type="page"/>
       </w:r>
@@ -1321,25 +3341,23 @@
     <w:p>
       <w:pPr>
         <w:pStyle w:val="Heading3"/>
-        <w:numPr>
-          <w:ilvl w:val="0"/>
-          <w:numId w:val="8"/>
-        </w:numPr>
-      </w:pPr>
+      </w:pPr>
+      <w:bookmarkStart w:id="10" w:name="_Toc236082166"/>
       <w:r>
         <w:lastRenderedPageBreak/>
         <w:t>Mobile Application (Android / iOS)</w:t>
       </w:r>
-      <w:bookmarkEnd w:id="5"/>
-    </w:p>
-    <w:p>
-      <w:pPr>
-        <w:rPr>
-          <w:b/>
-          <w:bCs/>
-        </w:rPr>
-      </w:pPr>
-      <w:bookmarkStart w:id="6" w:name="_Toc233209599"/>
+      <w:bookmarkEnd w:id="9"/>
+      <w:bookmarkEnd w:id="10"/>
+    </w:p>
+    <w:p>
+      <w:pPr>
+        <w:rPr>
+          <w:b/>
+          <w:bCs/>
+        </w:rPr>
+      </w:pPr>
+      <w:bookmarkStart w:id="11" w:name="_Toc233209599"/>
       <w:r>
         <w:rPr>
           <w:b/>
@@ -1479,26 +3497,15 @@
     </w:p>
     <w:p>
       <w:pPr>
-        <w:pStyle w:val="ListParagraph"/>
-        <w:numPr>
-          <w:ilvl w:val="0"/>
-          <w:numId w:val="8"/>
-        </w:numPr>
-        <w:spacing w:line="360" w:lineRule="auto"/>
-        <w:rPr>
-          <w:b/>
-          <w:bCs/>
-        </w:rPr>
-      </w:pPr>
-      <w:r>
-        <w:rPr>
-          <w:b/>
-          <w:bCs/>
-        </w:rPr>
+        <w:pStyle w:val="Heading3"/>
+      </w:pPr>
+      <w:bookmarkStart w:id="12" w:name="_Toc236082167"/>
+      <w:r>
         <w:lastRenderedPageBreak/>
         <w:t>Agency Desktop Application</w:t>
       </w:r>
-      <w:bookmarkEnd w:id="6"/>
+      <w:bookmarkEnd w:id="11"/>
+      <w:bookmarkEnd w:id="12"/>
     </w:p>
     <w:p>
       <w:pPr>
@@ -1887,27 +3894,16 @@
     </w:p>
     <w:p>
       <w:pPr>
-        <w:pStyle w:val="ListParagraph"/>
-        <w:numPr>
-          <w:ilvl w:val="0"/>
-          <w:numId w:val="8"/>
-        </w:numPr>
-        <w:spacing w:line="360" w:lineRule="auto"/>
-        <w:rPr>
-          <w:b/>
-          <w:bCs/>
-        </w:rPr>
-      </w:pPr>
-      <w:bookmarkStart w:id="7" w:name="_Toc233209600"/>
-      <w:r>
-        <w:rPr>
-          <w:b/>
-          <w:bCs/>
-        </w:rPr>
+        <w:pStyle w:val="Heading3"/>
+      </w:pPr>
+      <w:bookmarkStart w:id="13" w:name="_Toc233209600"/>
+      <w:bookmarkStart w:id="14" w:name="_Toc236082168"/>
+      <w:r>
         <w:lastRenderedPageBreak/>
         <w:t>Administration Functions</w:t>
       </w:r>
-      <w:bookmarkEnd w:id="7"/>
+      <w:bookmarkEnd w:id="13"/>
+      <w:bookmarkEnd w:id="14"/>
     </w:p>
     <w:p>
       <w:pPr>
@@ -1917,7 +3913,7 @@
           <w:bCs/>
         </w:rPr>
       </w:pPr>
-      <w:bookmarkStart w:id="8" w:name="_Toc233209601"/>
+      <w:bookmarkStart w:id="15" w:name="_Toc233209601"/>
       <w:r>
         <w:rPr>
           <w:b/>
@@ -2081,26 +4077,15 @@
     </w:p>
     <w:p>
       <w:pPr>
-        <w:pStyle w:val="ListParagraph"/>
-        <w:numPr>
-          <w:ilvl w:val="0"/>
-          <w:numId w:val="8"/>
-        </w:numPr>
-        <w:spacing w:line="480" w:lineRule="auto"/>
-        <w:rPr>
-          <w:b/>
-          <w:bCs/>
-        </w:rPr>
-      </w:pPr>
-      <w:r>
-        <w:rPr>
-          <w:b/>
-          <w:bCs/>
-        </w:rPr>
+        <w:pStyle w:val="Heading3"/>
+      </w:pPr>
+      <w:bookmarkStart w:id="16" w:name="_Toc236082169"/>
+      <w:r>
         <w:lastRenderedPageBreak/>
         <w:t>Backend Services</w:t>
       </w:r>
-      <w:bookmarkEnd w:id="8"/>
+      <w:bookmarkEnd w:id="15"/>
+      <w:bookmarkEnd w:id="16"/>
     </w:p>
     <w:p>
       <w:pPr>
@@ -2427,7 +4412,7 @@
           <w:color w:val="AEAAAA" w:themeColor="background2" w:themeShade="BF"/>
         </w:rPr>
       </w:pPr>
-      <w:bookmarkStart w:id="9" w:name="_Toc233209602"/>
+      <w:bookmarkStart w:id="17" w:name="_Toc233209602"/>
       <w:r>
         <w:rPr>
           <w:b/>
@@ -2581,11 +4566,11 @@
     </w:p>
     <w:tbl>
       <w:tblPr>
-        <w:tblStyle w:val="TableGrid"/>
+        <w:tblStyle w:val="PlainTable1"/>
         <w:tblW w:w="0" w:type="auto"/>
         <w:tblCellMar>
-          <w:top w:w="43" w:type="dxa"/>
-          <w:bottom w:w="43" w:type="dxa"/>
+          <w:top w:w="72" w:type="dxa"/>
+          <w:bottom w:w="72" w:type="dxa"/>
         </w:tblCellMar>
         <w:tblLook w:val="04A0" w:firstRow="1" w:lastRow="0" w:firstColumn="1" w:lastColumn="0" w:noHBand="0" w:noVBand="1"/>
       </w:tblPr>
@@ -2594,56 +4579,29 @@
         <w:gridCol w:w="6451"/>
       </w:tblGrid>
       <w:tr>
+        <w:trPr>
+          <w:cnfStyle w:val="100000000000" w:firstRow="1" w:lastRow="0" w:firstColumn="0" w:lastColumn="0" w:oddVBand="0" w:evenVBand="0" w:oddHBand="0" w:evenHBand="0" w:firstRowFirstColumn="0" w:firstRowLastColumn="0" w:lastRowFirstColumn="0" w:lastRowLastColumn="0"/>
+        </w:trPr>
         <w:tc>
           <w:tcPr>
+            <w:cnfStyle w:val="001000000000" w:firstRow="0" w:lastRow="0" w:firstColumn="1" w:lastColumn="0" w:oddVBand="0" w:evenVBand="0" w:oddHBand="0" w:evenHBand="0" w:firstRowFirstColumn="0" w:firstRowLastColumn="0" w:lastRowFirstColumn="0" w:lastRowLastColumn="0"/>
             <w:tcW w:w="0" w:type="auto"/>
-            <w:shd w:val="clear" w:color="auto" w:fill="F2F2F2" w:themeFill="background1" w:themeFillShade="F2"/>
             <w:vAlign w:val="center"/>
             <w:hideMark/>
           </w:tcPr>
           <w:p>
             <w:pPr>
-              <w:spacing w:after="160" w:line="278" w:lineRule="auto"/>
+              <w:spacing w:line="278" w:lineRule="auto"/>
               <w:rPr>
-                <w:b/>
-                <w:bCs/>
+                <w:b w:val="0"/>
+                <w:bCs w:val="0"/>
               </w:rPr>
             </w:pPr>
             <w:r>
-              <w:rPr>
-                <w:b/>
-                <w:bCs/>
-              </w:rPr>
               <w:t>Functional Requirement</w:t>
             </w:r>
           </w:p>
         </w:tc>
-        <w:tc>
-          <w:tcPr>
-            <w:tcW w:w="0" w:type="auto"/>
-            <w:shd w:val="clear" w:color="auto" w:fill="F2F2F2" w:themeFill="background1" w:themeFillShade="F2"/>
-            <w:vAlign w:val="center"/>
-            <w:hideMark/>
-          </w:tcPr>
-          <w:p>
-            <w:pPr>
-              <w:spacing w:after="160" w:line="278" w:lineRule="auto"/>
-              <w:rPr>
-                <w:b/>
-                <w:bCs/>
-              </w:rPr>
-            </w:pPr>
-            <w:r>
-              <w:rPr>
-                <w:b/>
-                <w:bCs/>
-              </w:rPr>
-              <w:t>Corresponding Business Requirement(s)</w:t>
-            </w:r>
-          </w:p>
-        </w:tc>
-      </w:tr>
-      <w:tr>
         <w:tc>
           <w:tcPr>
             <w:tcW w:w="0" w:type="auto"/>
@@ -2652,9 +4610,43 @@
           </w:tcPr>
           <w:p>
             <w:pPr>
-              <w:spacing w:after="160" w:line="278" w:lineRule="auto"/>
+              <w:spacing w:line="278" w:lineRule="auto"/>
+              <w:cnfStyle w:val="100000000000" w:firstRow="1" w:lastRow="0" w:firstColumn="0" w:lastColumn="0" w:oddVBand="0" w:evenVBand="0" w:oddHBand="0" w:evenHBand="0" w:firstRowFirstColumn="0" w:firstRowLastColumn="0" w:lastRowFirstColumn="0" w:lastRowLastColumn="0"/>
+              <w:rPr>
+                <w:b w:val="0"/>
+                <w:bCs w:val="0"/>
+              </w:rPr>
             </w:pPr>
             <w:r>
+              <w:t>Corresponding Business Requirement(s)</w:t>
+            </w:r>
+          </w:p>
+        </w:tc>
+      </w:tr>
+      <w:tr>
+        <w:trPr>
+          <w:cnfStyle w:val="000000100000" w:firstRow="0" w:lastRow="0" w:firstColumn="0" w:lastColumn="0" w:oddVBand="0" w:evenVBand="0" w:oddHBand="1" w:evenHBand="0" w:firstRowFirstColumn="0" w:firstRowLastColumn="0" w:lastRowFirstColumn="0" w:lastRowLastColumn="0"/>
+        </w:trPr>
+        <w:tc>
+          <w:tcPr>
+            <w:cnfStyle w:val="001000000000" w:firstRow="0" w:lastRow="0" w:firstColumn="1" w:lastColumn="0" w:oddVBand="0" w:evenVBand="0" w:oddHBand="0" w:evenHBand="0" w:firstRowFirstColumn="0" w:firstRowLastColumn="0" w:lastRowFirstColumn="0" w:lastRowLastColumn="0"/>
+            <w:tcW w:w="0" w:type="auto"/>
+            <w:vAlign w:val="center"/>
+            <w:hideMark/>
+          </w:tcPr>
+          <w:p>
+            <w:pPr>
+              <w:spacing w:line="278" w:lineRule="auto"/>
+              <w:rPr>
+                <w:b w:val="0"/>
+                <w:bCs w:val="0"/>
+              </w:rPr>
+            </w:pPr>
+            <w:r>
+              <w:rPr>
+                <w:b w:val="0"/>
+                <w:bCs w:val="0"/>
+              </w:rPr>
               <w:t>FR-31 Branch Management</w:t>
             </w:r>
           </w:p>
@@ -2667,7 +4659,8 @@
           </w:tcPr>
           <w:p>
             <w:pPr>
-              <w:spacing w:after="160" w:line="278" w:lineRule="auto"/>
+              <w:spacing w:line="278" w:lineRule="auto"/>
+              <w:cnfStyle w:val="000000100000" w:firstRow="0" w:lastRow="0" w:firstColumn="0" w:lastColumn="0" w:oddVBand="0" w:evenVBand="0" w:oddHBand="1" w:evenHBand="0" w:firstRowFirstColumn="0" w:firstRowLastColumn="0" w:lastRowFirstColumn="0" w:lastRowLastColumn="0"/>
             </w:pPr>
             <w:r>
               <w:t>BR-06 Digital Transformation of Agencies</w:t>
@@ -2678,15 +4671,24 @@
       <w:tr>
         <w:tc>
           <w:tcPr>
+            <w:cnfStyle w:val="001000000000" w:firstRow="0" w:lastRow="0" w:firstColumn="1" w:lastColumn="0" w:oddVBand="0" w:evenVBand="0" w:oddHBand="0" w:evenHBand="0" w:firstRowFirstColumn="0" w:firstRowLastColumn="0" w:lastRowFirstColumn="0" w:lastRowLastColumn="0"/>
             <w:tcW w:w="0" w:type="auto"/>
             <w:vAlign w:val="center"/>
             <w:hideMark/>
           </w:tcPr>
           <w:p>
             <w:pPr>
-              <w:spacing w:after="160" w:line="278" w:lineRule="auto"/>
+              <w:spacing w:line="278" w:lineRule="auto"/>
+              <w:rPr>
+                <w:b w:val="0"/>
+                <w:bCs w:val="0"/>
+              </w:rPr>
             </w:pPr>
             <w:r>
+              <w:rPr>
+                <w:b w:val="0"/>
+                <w:bCs w:val="0"/>
+              </w:rPr>
               <w:t>FR-32 Employee Management</w:t>
             </w:r>
           </w:p>
@@ -2699,7 +4701,8 @@
           </w:tcPr>
           <w:p>
             <w:pPr>
-              <w:spacing w:after="160" w:line="278" w:lineRule="auto"/>
+              <w:spacing w:line="278" w:lineRule="auto"/>
+              <w:cnfStyle w:val="000000000000" w:firstRow="0" w:lastRow="0" w:firstColumn="0" w:lastColumn="0" w:oddVBand="0" w:evenVBand="0" w:oddHBand="0" w:evenHBand="0" w:firstRowFirstColumn="0" w:firstRowLastColumn="0" w:lastRowFirstColumn="0" w:lastRowLastColumn="0"/>
             </w:pPr>
             <w:r>
               <w:t>BR-06 Digital Transformation of Agencies</w:t>
@@ -2708,17 +4711,29 @@
         </w:tc>
       </w:tr>
       <w:tr>
+        <w:trPr>
+          <w:cnfStyle w:val="000000100000" w:firstRow="0" w:lastRow="0" w:firstColumn="0" w:lastColumn="0" w:oddVBand="0" w:evenVBand="0" w:oddHBand="1" w:evenHBand="0" w:firstRowFirstColumn="0" w:firstRowLastColumn="0" w:lastRowFirstColumn="0" w:lastRowLastColumn="0"/>
+        </w:trPr>
         <w:tc>
           <w:tcPr>
+            <w:cnfStyle w:val="001000000000" w:firstRow="0" w:lastRow="0" w:firstColumn="1" w:lastColumn="0" w:oddVBand="0" w:evenVBand="0" w:oddHBand="0" w:evenHBand="0" w:firstRowFirstColumn="0" w:firstRowLastColumn="0" w:lastRowFirstColumn="0" w:lastRowLastColumn="0"/>
             <w:tcW w:w="0" w:type="auto"/>
             <w:vAlign w:val="center"/>
             <w:hideMark/>
           </w:tcPr>
           <w:p>
             <w:pPr>
-              <w:spacing w:after="160" w:line="278" w:lineRule="auto"/>
+              <w:spacing w:line="278" w:lineRule="auto"/>
+              <w:rPr>
+                <w:b w:val="0"/>
+                <w:bCs w:val="0"/>
+              </w:rPr>
             </w:pPr>
             <w:r>
+              <w:rPr>
+                <w:b w:val="0"/>
+                <w:bCs w:val="0"/>
+              </w:rPr>
               <w:t>FR-33 Financial Management</w:t>
             </w:r>
           </w:p>
@@ -2731,7 +4746,8 @@
           </w:tcPr>
           <w:p>
             <w:pPr>
-              <w:spacing w:after="160" w:line="278" w:lineRule="auto"/>
+              <w:spacing w:line="278" w:lineRule="auto"/>
+              <w:cnfStyle w:val="000000100000" w:firstRow="0" w:lastRow="0" w:firstColumn="0" w:lastColumn="0" w:oddVBand="0" w:evenVBand="0" w:oddHBand="1" w:evenHBand="0" w:firstRowFirstColumn="0" w:firstRowLastColumn="0" w:lastRowFirstColumn="0" w:lastRowLastColumn="0"/>
             </w:pPr>
             <w:r>
               <w:t>BR-06 Digital Transformation of Agencies, BR-10 Revenue Generation</w:t>
@@ -2742,15 +4758,24 @@
       <w:tr>
         <w:tc>
           <w:tcPr>
+            <w:cnfStyle w:val="001000000000" w:firstRow="0" w:lastRow="0" w:firstColumn="1" w:lastColumn="0" w:oddVBand="0" w:evenVBand="0" w:oddHBand="0" w:evenHBand="0" w:firstRowFirstColumn="0" w:firstRowLastColumn="0" w:lastRowFirstColumn="0" w:lastRowLastColumn="0"/>
             <w:tcW w:w="0" w:type="auto"/>
             <w:vAlign w:val="center"/>
             <w:hideMark/>
           </w:tcPr>
           <w:p>
             <w:pPr>
-              <w:spacing w:after="160" w:line="278" w:lineRule="auto"/>
+              <w:spacing w:line="278" w:lineRule="auto"/>
+              <w:rPr>
+                <w:b w:val="0"/>
+                <w:bCs w:val="0"/>
+              </w:rPr>
             </w:pPr>
             <w:r>
+              <w:rPr>
+                <w:b w:val="0"/>
+                <w:bCs w:val="0"/>
+              </w:rPr>
               <w:t>FR-34 Favorites Management</w:t>
             </w:r>
           </w:p>
@@ -2763,7 +4788,8 @@
           </w:tcPr>
           <w:p>
             <w:pPr>
-              <w:spacing w:after="160" w:line="278" w:lineRule="auto"/>
+              <w:spacing w:line="278" w:lineRule="auto"/>
+              <w:cnfStyle w:val="000000000000" w:firstRow="0" w:lastRow="0" w:firstColumn="0" w:lastColumn="0" w:oddVBand="0" w:evenVBand="0" w:oddHBand="0" w:evenHBand="0" w:firstRowFirstColumn="0" w:firstRowLastColumn="0" w:lastRowFirstColumn="0" w:lastRowLastColumn="0"/>
             </w:pPr>
             <w:r>
               <w:t>BR-03 Simplified Vehicle Discovery, BR-04 AI-Assisted Decision Support</w:t>
@@ -2792,6 +4818,7 @@
       <w:pPr>
         <w:pStyle w:val="Heading2"/>
       </w:pPr>
+      <w:bookmarkStart w:id="18" w:name="_Toc236082170"/>
       <w:r>
         <w:lastRenderedPageBreak/>
         <w:t>Non-Functional Requirements (NFR</w:t>
@@ -2802,7 +4829,8 @@
       <w:r>
         <w:t>)</w:t>
       </w:r>
-      <w:bookmarkEnd w:id="9"/>
+      <w:bookmarkEnd w:id="17"/>
+      <w:bookmarkEnd w:id="18"/>
     </w:p>
     <w:p>
       <w:pPr>
@@ -3319,25 +5347,22 @@
       <w:pPr>
         <w:pStyle w:val="Heading2"/>
       </w:pPr>
+      <w:bookmarkStart w:id="19" w:name="_Toc236082171"/>
       <w:r>
         <w:lastRenderedPageBreak/>
         <w:t>Requirements Diagrams</w:t>
       </w:r>
-    </w:p>
-    <w:p>
-      <w:pPr>
-        <w:rPr>
-          <w:b/>
-          <w:bCs/>
-        </w:rPr>
-      </w:pPr>
-      <w:r>
-        <w:rPr>
-          <w:b/>
-          <w:bCs/>
-        </w:rPr>
+      <w:bookmarkEnd w:id="19"/>
+    </w:p>
+    <w:p>
+      <w:pPr>
+        <w:pStyle w:val="Heading3"/>
+      </w:pPr>
+      <w:bookmarkStart w:id="20" w:name="_Toc236082172"/>
+      <w:r>
         <w:t>Package 1: Business Requirements</w:t>
       </w:r>
+      <w:bookmarkEnd w:id="20"/>
     </w:p>
     <w:p>
       <w:pPr>
@@ -3500,6 +5525,9 @@
       </w:r>
     </w:p>
     <w:p>
+      <w:pPr>
+        <w:keepNext/>
+      </w:pPr>
       <w:r>
         <w:rPr>
           <w:noProof/>
@@ -3556,6 +5584,37 @@
     </w:p>
     <w:p>
       <w:pPr>
+        <w:pStyle w:val="Caption"/>
+      </w:pPr>
+      <w:bookmarkStart w:id="21" w:name="_Toc236082194"/>
+      <w:r>
+        <w:t xml:space="preserve">Figure </w:t>
+      </w:r>
+      <w:r>
+        <w:fldChar w:fldCharType="begin"/>
+      </w:r>
+      <w:r>
+        <w:instrText xml:space="preserve"> SEQ Figure \* ARABIC </w:instrText>
+      </w:r>
+      <w:r>
+        <w:fldChar w:fldCharType="separate"/>
+      </w:r>
+      <w:r>
+        <w:rPr>
+          <w:noProof/>
+        </w:rPr>
+        <w:t>1</w:t>
+      </w:r>
+      <w:r>
+        <w:fldChar w:fldCharType="end"/>
+      </w:r>
+      <w:r>
+        <w:t xml:space="preserve"> - Top Level Requirement Diagram (Business View)</w:t>
+      </w:r>
+      <w:bookmarkEnd w:id="21"/>
+    </w:p>
+    <w:p>
+      <w:pPr>
         <w:rPr>
           <w:b/>
           <w:bCs/>
@@ -3571,19 +5630,14 @@
     </w:p>
     <w:p>
       <w:pPr>
-        <w:rPr>
-          <w:b/>
-          <w:bCs/>
-        </w:rPr>
-      </w:pPr>
-      <w:r>
-        <w:rPr>
-          <w:b/>
-          <w:bCs/>
-        </w:rPr>
+        <w:pStyle w:val="Heading3"/>
+      </w:pPr>
+      <w:bookmarkStart w:id="22" w:name="_Toc236082173"/>
+      <w:r>
         <w:lastRenderedPageBreak/>
         <w:t>Package 2: Functional Requirements</w:t>
       </w:r>
+      <w:bookmarkEnd w:id="22"/>
     </w:p>
     <w:p>
       <w:pPr>
@@ -3762,12 +5816,15 @@
       </w:r>
     </w:p>
     <w:p>
+      <w:pPr>
+        <w:keepNext/>
+      </w:pPr>
       <w:r>
         <w:rPr>
           <w:noProof/>
         </w:rPr>
         <w:drawing>
-          <wp:inline distT="0" distB="0" distL="0" distR="0" wp14:anchorId="517E400A" wp14:editId="4DF1A142">
+          <wp:inline distT="0" distB="0" distL="0" distR="0" wp14:anchorId="517E400A" wp14:editId="505828C8">
             <wp:extent cx="5943600" cy="4224655"/>
             <wp:effectExtent l="0" t="0" r="0" b="4445"/>
             <wp:docPr id="1731666876" name="Picture 3"/>
@@ -3818,6 +5875,37 @@
     </w:p>
     <w:p>
       <w:pPr>
+        <w:pStyle w:val="Caption"/>
+      </w:pPr>
+      <w:bookmarkStart w:id="23" w:name="_Toc236082195"/>
+      <w:r>
+        <w:t xml:space="preserve">Figure </w:t>
+      </w:r>
+      <w:r>
+        <w:fldChar w:fldCharType="begin"/>
+      </w:r>
+      <w:r>
+        <w:instrText xml:space="preserve"> SEQ Figure \* ARABIC </w:instrText>
+      </w:r>
+      <w:r>
+        <w:fldChar w:fldCharType="separate"/>
+      </w:r>
+      <w:r>
+        <w:rPr>
+          <w:noProof/>
+        </w:rPr>
+        <w:t>2</w:t>
+      </w:r>
+      <w:r>
+        <w:fldChar w:fldCharType="end"/>
+      </w:r>
+      <w:r>
+        <w:t xml:space="preserve"> - Customer Requirements Diagram</w:t>
+      </w:r>
+      <w:bookmarkEnd w:id="23"/>
+    </w:p>
+    <w:p>
+      <w:pPr>
         <w:spacing w:line="278" w:lineRule="auto"/>
         <w:rPr>
           <w:b/>
@@ -3958,6 +6046,9 @@
       </w:r>
     </w:p>
     <w:p>
+      <w:pPr>
+        <w:keepNext/>
+      </w:pPr>
       <w:r>
         <w:rPr>
           <w:noProof/>
@@ -4014,6 +6105,43 @@
     </w:p>
     <w:p>
       <w:pPr>
+        <w:pStyle w:val="Caption"/>
+      </w:pPr>
+      <w:bookmarkStart w:id="24" w:name="_Toc236082196"/>
+      <w:r>
+        <w:t xml:space="preserve">Figure </w:t>
+      </w:r>
+      <w:r>
+        <w:fldChar w:fldCharType="begin"/>
+      </w:r>
+      <w:r>
+        <w:instrText xml:space="preserve"> SEQ Figure \* ARABIC </w:instrText>
+      </w:r>
+      <w:r>
+        <w:fldChar w:fldCharType="separate"/>
+      </w:r>
+      <w:r>
+        <w:rPr>
+          <w:noProof/>
+        </w:rPr>
+        <w:t>3</w:t>
+      </w:r>
+      <w:r>
+        <w:fldChar w:fldCharType="end"/>
+      </w:r>
+      <w:r>
+        <w:t xml:space="preserve"> - </w:t>
+      </w:r>
+      <w:r>
+        <w:t>Mobile Application Requirements</w:t>
+      </w:r>
+      <w:r>
+        <w:t xml:space="preserve"> Diagram</w:t>
+      </w:r>
+      <w:bookmarkEnd w:id="24"/>
+    </w:p>
+    <w:p>
+      <w:pPr>
         <w:rPr>
           <w:b/>
           <w:bCs/>
@@ -4180,17 +6308,14 @@
     </w:p>
     <w:p>
       <w:pPr>
-        <w:rPr>
-          <w:b/>
-          <w:bCs/>
-        </w:rPr>
+        <w:keepNext/>
       </w:pPr>
       <w:r>
         <w:rPr>
           <w:noProof/>
         </w:rPr>
         <w:drawing>
-          <wp:inline distT="0" distB="0" distL="0" distR="0" wp14:anchorId="25028FB0" wp14:editId="22A5CE8C">
+          <wp:inline distT="0" distB="0" distL="0" distR="0" wp14:anchorId="25028FB0" wp14:editId="1F45B5B2">
             <wp:extent cx="5943600" cy="3758565"/>
             <wp:effectExtent l="0" t="0" r="0" b="0"/>
             <wp:docPr id="716693411" name="Picture 2"/>
@@ -4241,6 +6366,41 @@
     </w:p>
     <w:p>
       <w:pPr>
+        <w:pStyle w:val="Caption"/>
+        <w:rPr>
+          <w:b/>
+          <w:bCs/>
+        </w:rPr>
+      </w:pPr>
+      <w:bookmarkStart w:id="25" w:name="_Toc236082197"/>
+      <w:r>
+        <w:t xml:space="preserve">Figure </w:t>
+      </w:r>
+      <w:r>
+        <w:fldChar w:fldCharType="begin"/>
+      </w:r>
+      <w:r>
+        <w:instrText xml:space="preserve"> SEQ Figure \* ARABIC </w:instrText>
+      </w:r>
+      <w:r>
+        <w:fldChar w:fldCharType="separate"/>
+      </w:r>
+      <w:r>
+        <w:rPr>
+          <w:noProof/>
+        </w:rPr>
+        <w:t>4</w:t>
+      </w:r>
+      <w:r>
+        <w:fldChar w:fldCharType="end"/>
+      </w:r>
+      <w:r>
+        <w:t xml:space="preserve"> - Agency Management Requirements Diagram</w:t>
+      </w:r>
+      <w:bookmarkEnd w:id="25"/>
+    </w:p>
+    <w:p>
+      <w:pPr>
         <w:rPr>
           <w:b/>
           <w:bCs/>
@@ -4367,6 +6527,9 @@
       </w:r>
     </w:p>
     <w:p>
+      <w:pPr>
+        <w:keepNext/>
+      </w:pPr>
       <w:r>
         <w:rPr>
           <w:noProof/>
@@ -4423,6 +6586,37 @@
     </w:p>
     <w:p>
       <w:pPr>
+        <w:pStyle w:val="Caption"/>
+      </w:pPr>
+      <w:bookmarkStart w:id="26" w:name="_Toc236082198"/>
+      <w:r>
+        <w:t xml:space="preserve">Figure </w:t>
+      </w:r>
+      <w:r>
+        <w:fldChar w:fldCharType="begin"/>
+      </w:r>
+      <w:r>
+        <w:instrText xml:space="preserve"> SEQ Figure \* ARABIC </w:instrText>
+      </w:r>
+      <w:r>
+        <w:fldChar w:fldCharType="separate"/>
+      </w:r>
+      <w:r>
+        <w:rPr>
+          <w:noProof/>
+        </w:rPr>
+        <w:t>5</w:t>
+      </w:r>
+      <w:r>
+        <w:fldChar w:fldCharType="end"/>
+      </w:r>
+      <w:r>
+        <w:t xml:space="preserve"> - Administration Requirements Diagram</w:t>
+      </w:r>
+      <w:bookmarkEnd w:id="26"/>
+    </w:p>
+    <w:p>
+      <w:pPr>
         <w:rPr>
           <w:b/>
           <w:bCs/>
@@ -4603,17 +6797,14 @@
     <w:p/>
     <w:p>
       <w:pPr>
-        <w:rPr>
-          <w:b/>
-          <w:bCs/>
-        </w:rPr>
+        <w:keepNext/>
       </w:pPr>
       <w:r>
         <w:rPr>
           <w:noProof/>
         </w:rPr>
         <w:drawing>
-          <wp:inline distT="0" distB="0" distL="0" distR="0" wp14:anchorId="6CDEEA57" wp14:editId="3CEE725A">
+          <wp:inline distT="0" distB="0" distL="0" distR="0" wp14:anchorId="6CDEEA57" wp14:editId="04612E9B">
             <wp:extent cx="5943600" cy="3326130"/>
             <wp:effectExtent l="0" t="0" r="0" b="7620"/>
             <wp:docPr id="305003488" name="Picture 4"/>
@@ -4661,6 +6852,45 @@
           </wp:inline>
         </w:drawing>
       </w:r>
+    </w:p>
+    <w:p>
+      <w:pPr>
+        <w:pStyle w:val="Caption"/>
+      </w:pPr>
+      <w:bookmarkStart w:id="27" w:name="_Toc236082199"/>
+      <w:r>
+        <w:t xml:space="preserve">Figure </w:t>
+      </w:r>
+      <w:r>
+        <w:fldChar w:fldCharType="begin"/>
+      </w:r>
+      <w:r>
+        <w:instrText xml:space="preserve"> SEQ Figure \* ARABIC </w:instrText>
+      </w:r>
+      <w:r>
+        <w:fldChar w:fldCharType="separate"/>
+      </w:r>
+      <w:r>
+        <w:rPr>
+          <w:noProof/>
+        </w:rPr>
+        <w:t>6</w:t>
+      </w:r>
+      <w:r>
+        <w:fldChar w:fldCharType="end"/>
+      </w:r>
+      <w:r>
+        <w:t xml:space="preserve"> - Backend Services Requirements Diagram</w:t>
+      </w:r>
+      <w:bookmarkEnd w:id="27"/>
+    </w:p>
+    <w:p>
+      <w:pPr>
+        <w:rPr>
+          <w:b/>
+          <w:bCs/>
+        </w:rPr>
+      </w:pPr>
       <w:r>
         <w:rPr>
           <w:b/>
@@ -4671,19 +6901,14 @@
     </w:p>
     <w:p>
       <w:pPr>
-        <w:rPr>
-          <w:b/>
-          <w:bCs/>
-        </w:rPr>
-      </w:pPr>
-      <w:r>
-        <w:rPr>
-          <w:b/>
-          <w:bCs/>
-        </w:rPr>
+        <w:pStyle w:val="Heading3"/>
+      </w:pPr>
+      <w:bookmarkStart w:id="28" w:name="_Toc236082174"/>
+      <w:r>
         <w:lastRenderedPageBreak/>
         <w:t>Package 3: Non-Functional Requirements</w:t>
       </w:r>
+      <w:bookmarkEnd w:id="28"/>
     </w:p>
     <w:p>
       <w:pPr>
@@ -4791,6 +7016,9 @@
       </w:pPr>
     </w:p>
     <w:p>
+      <w:pPr>
+        <w:keepNext/>
+      </w:pPr>
       <w:r>
         <w:rPr>
           <w:noProof/>
@@ -4847,6 +7075,43 @@
     </w:p>
     <w:p>
       <w:pPr>
+        <w:pStyle w:val="Caption"/>
+      </w:pPr>
+      <w:bookmarkStart w:id="29" w:name="_Toc236082200"/>
+      <w:r>
+        <w:t xml:space="preserve">Figure </w:t>
+      </w:r>
+      <w:r>
+        <w:fldChar w:fldCharType="begin"/>
+      </w:r>
+      <w:r>
+        <w:instrText xml:space="preserve"> SEQ Figure \* ARABIC </w:instrText>
+      </w:r>
+      <w:r>
+        <w:fldChar w:fldCharType="separate"/>
+      </w:r>
+      <w:r>
+        <w:rPr>
+          <w:noProof/>
+        </w:rPr>
+        <w:t>7</w:t>
+      </w:r>
+      <w:r>
+        <w:fldChar w:fldCharType="end"/>
+      </w:r>
+      <w:r>
+        <w:t xml:space="preserve"> - Performance </w:t>
+      </w:r>
+      <w:r>
+        <w:t>Non-Functional Requirements</w:t>
+      </w:r>
+      <w:r>
+        <w:t xml:space="preserve"> Diagram</w:t>
+      </w:r>
+      <w:bookmarkEnd w:id="29"/>
+    </w:p>
+    <w:p>
+      <w:pPr>
         <w:rPr>
           <w:b/>
           <w:bCs/>
@@ -5014,10 +7279,7 @@
     </w:p>
     <w:p>
       <w:pPr>
-        <w:rPr>
-          <w:b/>
-          <w:bCs/>
-        </w:rPr>
+        <w:keepNext/>
       </w:pPr>
       <w:r>
         <w:rPr>
@@ -5075,6 +7337,47 @@
     </w:p>
     <w:p>
       <w:pPr>
+        <w:pStyle w:val="Caption"/>
+        <w:rPr>
+          <w:b/>
+          <w:bCs/>
+        </w:rPr>
+      </w:pPr>
+      <w:bookmarkStart w:id="30" w:name="_Toc236082201"/>
+      <w:r>
+        <w:t xml:space="preserve">Figure </w:t>
+      </w:r>
+      <w:r>
+        <w:fldChar w:fldCharType="begin"/>
+      </w:r>
+      <w:r>
+        <w:instrText xml:space="preserve"> SEQ Figure \* ARABIC </w:instrText>
+      </w:r>
+      <w:r>
+        <w:fldChar w:fldCharType="separate"/>
+      </w:r>
+      <w:r>
+        <w:rPr>
+          <w:noProof/>
+        </w:rPr>
+        <w:t>8</w:t>
+      </w:r>
+      <w:r>
+        <w:fldChar w:fldCharType="end"/>
+      </w:r>
+      <w:r>
+        <w:t xml:space="preserve"> - Security </w:t>
+      </w:r>
+      <w:r>
+        <w:t>Non-Functional Requirements</w:t>
+      </w:r>
+      <w:r>
+        <w:t xml:space="preserve"> Diagram</w:t>
+      </w:r>
+      <w:bookmarkEnd w:id="30"/>
+    </w:p>
+    <w:p>
+      <w:pPr>
         <w:bidi/>
         <w:rPr>
           <w:b/>
@@ -5219,10 +7522,7 @@
     <w:p/>
     <w:p>
       <w:pPr>
-        <w:rPr>
-          <w:b/>
-          <w:bCs/>
-        </w:rPr>
+        <w:keepNext/>
       </w:pPr>
       <w:r>
         <w:rPr>
@@ -5277,6 +7577,51 @@
           </wp:inline>
         </w:drawing>
       </w:r>
+    </w:p>
+    <w:p>
+      <w:pPr>
+        <w:pStyle w:val="Caption"/>
+      </w:pPr>
+      <w:bookmarkStart w:id="31" w:name="_Toc236082202"/>
+      <w:r>
+        <w:t xml:space="preserve">Figure </w:t>
+      </w:r>
+      <w:r>
+        <w:fldChar w:fldCharType="begin"/>
+      </w:r>
+      <w:r>
+        <w:instrText xml:space="preserve"> SEQ Figure \* ARABIC </w:instrText>
+      </w:r>
+      <w:r>
+        <w:fldChar w:fldCharType="separate"/>
+      </w:r>
+      <w:r>
+        <w:rPr>
+          <w:noProof/>
+        </w:rPr>
+        <w:t>9</w:t>
+      </w:r>
+      <w:r>
+        <w:fldChar w:fldCharType="end"/>
+      </w:r>
+      <w:r>
+        <w:t xml:space="preserve"> - Reliability </w:t>
+      </w:r>
+      <w:r>
+        <w:t>Non-Functional Requirements</w:t>
+      </w:r>
+      <w:r>
+        <w:t xml:space="preserve"> Diagram</w:t>
+      </w:r>
+      <w:bookmarkEnd w:id="31"/>
+    </w:p>
+    <w:p>
+      <w:pPr>
+        <w:rPr>
+          <w:b/>
+          <w:bCs/>
+        </w:rPr>
+      </w:pPr>
       <w:r>
         <w:rPr>
           <w:b/>
@@ -5394,6 +7739,9 @@
       </w:pPr>
     </w:p>
     <w:p>
+      <w:pPr>
+        <w:keepNext/>
+      </w:pPr>
       <w:r>
         <w:rPr>
           <w:noProof/>
@@ -5450,6 +7798,43 @@
     </w:p>
     <w:p>
       <w:pPr>
+        <w:pStyle w:val="Caption"/>
+      </w:pPr>
+      <w:bookmarkStart w:id="32" w:name="_Toc236082203"/>
+      <w:r>
+        <w:t xml:space="preserve">Figure </w:t>
+      </w:r>
+      <w:r>
+        <w:fldChar w:fldCharType="begin"/>
+      </w:r>
+      <w:r>
+        <w:instrText xml:space="preserve"> SEQ Figure \* ARABIC </w:instrText>
+      </w:r>
+      <w:r>
+        <w:fldChar w:fldCharType="separate"/>
+      </w:r>
+      <w:r>
+        <w:rPr>
+          <w:noProof/>
+        </w:rPr>
+        <w:t>10</w:t>
+      </w:r>
+      <w:r>
+        <w:fldChar w:fldCharType="end"/>
+      </w:r>
+      <w:r>
+        <w:t xml:space="preserve"> - Availability </w:t>
+      </w:r>
+      <w:r>
+        <w:t>Non-Functional Requirements</w:t>
+      </w:r>
+      <w:r>
+        <w:t xml:space="preserve"> Diagram</w:t>
+      </w:r>
+      <w:bookmarkEnd w:id="32"/>
+    </w:p>
+    <w:p>
+      <w:pPr>
         <w:rPr>
           <w:b/>
           <w:bCs/>
@@ -5583,6 +7968,9 @@
       </w:pPr>
     </w:p>
     <w:p>
+      <w:pPr>
+        <w:keepNext/>
+      </w:pPr>
       <w:r>
         <w:rPr>
           <w:noProof/>
@@ -5639,6 +8027,43 @@
     </w:p>
     <w:p>
       <w:pPr>
+        <w:pStyle w:val="Caption"/>
+      </w:pPr>
+      <w:bookmarkStart w:id="33" w:name="_Toc236082204"/>
+      <w:r>
+        <w:t xml:space="preserve">Figure </w:t>
+      </w:r>
+      <w:r>
+        <w:fldChar w:fldCharType="begin"/>
+      </w:r>
+      <w:r>
+        <w:instrText xml:space="preserve"> SEQ Figure \* ARABIC </w:instrText>
+      </w:r>
+      <w:r>
+        <w:fldChar w:fldCharType="separate"/>
+      </w:r>
+      <w:r>
+        <w:rPr>
+          <w:noProof/>
+        </w:rPr>
+        <w:t>11</w:t>
+      </w:r>
+      <w:r>
+        <w:fldChar w:fldCharType="end"/>
+      </w:r>
+      <w:r>
+        <w:t xml:space="preserve"> - Scalability </w:t>
+      </w:r>
+      <w:r>
+        <w:t>Non-Functional Requirements</w:t>
+      </w:r>
+      <w:r>
+        <w:t xml:space="preserve"> Diagram</w:t>
+      </w:r>
+      <w:bookmarkEnd w:id="33"/>
+    </w:p>
+    <w:p>
+      <w:pPr>
         <w:rPr>
           <w:b/>
           <w:bCs/>
@@ -5815,10 +8240,7 @@
     </w:p>
     <w:p>
       <w:pPr>
-        <w:rPr>
-          <w:b/>
-          <w:bCs/>
-        </w:rPr>
+        <w:keepNext/>
       </w:pPr>
       <w:r>
         <w:rPr>
@@ -5876,6 +8298,47 @@
     </w:p>
     <w:p>
       <w:pPr>
+        <w:pStyle w:val="Caption"/>
+        <w:rPr>
+          <w:b/>
+          <w:bCs/>
+        </w:rPr>
+      </w:pPr>
+      <w:bookmarkStart w:id="34" w:name="_Toc236082205"/>
+      <w:r>
+        <w:t xml:space="preserve">Figure </w:t>
+      </w:r>
+      <w:r>
+        <w:fldChar w:fldCharType="begin"/>
+      </w:r>
+      <w:r>
+        <w:instrText xml:space="preserve"> SEQ Figure \* ARABIC </w:instrText>
+      </w:r>
+      <w:r>
+        <w:fldChar w:fldCharType="separate"/>
+      </w:r>
+      <w:r>
+        <w:rPr>
+          <w:noProof/>
+        </w:rPr>
+        <w:t>12</w:t>
+      </w:r>
+      <w:r>
+        <w:fldChar w:fldCharType="end"/>
+      </w:r>
+      <w:r>
+        <w:t xml:space="preserve"> - Accessibility </w:t>
+      </w:r>
+      <w:r>
+        <w:t>Non-Functional Requirements</w:t>
+      </w:r>
+      <w:r>
+        <w:t xml:space="preserve"> Diagram</w:t>
+      </w:r>
+      <w:bookmarkEnd w:id="34"/>
+    </w:p>
+    <w:p>
+      <w:pPr>
         <w:spacing w:line="278" w:lineRule="auto"/>
         <w:rPr>
           <w:b/>
@@ -6055,11 +8518,8 @@
     </w:p>
     <w:p>
       <w:pPr>
+        <w:keepNext/>
         <w:spacing w:line="278" w:lineRule="auto"/>
-        <w:rPr>
-          <w:b/>
-          <w:bCs/>
-        </w:rPr>
       </w:pPr>
       <w:r>
         <w:rPr>
@@ -6117,6 +8577,47 @@
     </w:p>
     <w:p>
       <w:pPr>
+        <w:pStyle w:val="Caption"/>
+        <w:rPr>
+          <w:b/>
+          <w:bCs/>
+        </w:rPr>
+      </w:pPr>
+      <w:bookmarkStart w:id="35" w:name="_Toc236082206"/>
+      <w:r>
+        <w:t xml:space="preserve">Figure </w:t>
+      </w:r>
+      <w:r>
+        <w:fldChar w:fldCharType="begin"/>
+      </w:r>
+      <w:r>
+        <w:instrText xml:space="preserve"> SEQ Figure \* ARABIC </w:instrText>
+      </w:r>
+      <w:r>
+        <w:fldChar w:fldCharType="separate"/>
+      </w:r>
+      <w:r>
+        <w:rPr>
+          <w:noProof/>
+        </w:rPr>
+        <w:t>13</w:t>
+      </w:r>
+      <w:r>
+        <w:fldChar w:fldCharType="end"/>
+      </w:r>
+      <w:r>
+        <w:t xml:space="preserve"> - Maintainability &amp; Compatibility </w:t>
+      </w:r>
+      <w:r>
+        <w:t>Non-Functional Requirements</w:t>
+      </w:r>
+      <w:r>
+        <w:t xml:space="preserve"> Diagram</w:t>
+      </w:r>
+      <w:bookmarkEnd w:id="35"/>
+    </w:p>
+    <w:p>
+      <w:pPr>
         <w:spacing w:line="278" w:lineRule="auto"/>
         <w:rPr>
           <w:b/>
@@ -6279,6 +8780,9 @@
       </w:r>
     </w:p>
     <w:p>
+      <w:pPr>
+        <w:keepNext/>
+      </w:pPr>
       <w:r>
         <w:rPr>
           <w:noProof/>
@@ -6335,12 +8839,52 @@
     </w:p>
     <w:p>
       <w:pPr>
+        <w:pStyle w:val="Caption"/>
+      </w:pPr>
+      <w:bookmarkStart w:id="36" w:name="_Toc236082207"/>
+      <w:r>
+        <w:t xml:space="preserve">Figure </w:t>
+      </w:r>
+      <w:r>
+        <w:fldChar w:fldCharType="begin"/>
+      </w:r>
+      <w:r>
+        <w:instrText xml:space="preserve"> SEQ Figure \* ARABIC </w:instrText>
+      </w:r>
+      <w:r>
+        <w:fldChar w:fldCharType="separate"/>
+      </w:r>
+      <w:r>
+        <w:rPr>
+          <w:noProof/>
+        </w:rPr>
+        <w:t>14</w:t>
+      </w:r>
+      <w:r>
+        <w:fldChar w:fldCharType="end"/>
+      </w:r>
+      <w:r>
+        <w:t xml:space="preserve"> - Usability </w:t>
+      </w:r>
+      <w:r>
+        <w:t>Non-Functional Requirements</w:t>
+      </w:r>
+      <w:r>
+        <w:t xml:space="preserve"> Diagram</w:t>
+      </w:r>
+      <w:bookmarkEnd w:id="36"/>
+    </w:p>
+    <w:p>
+      <w:pPr>
         <w:spacing w:line="278" w:lineRule="auto"/>
       </w:pPr>
     </w:p>
     <w:sectPr>
+      <w:headerReference w:type="default" r:id="rId22"/>
+      <w:footerReference w:type="default" r:id="rId23"/>
       <w:pgSz w:w="11906" w:h="16838" w:code="9"/>
-      <w:pgMar w:top="1411" w:right="850" w:bottom="1411" w:left="1699" w:header="720" w:footer="720" w:gutter="0"/>
+      <w:pgMar w:top="1411" w:right="850" w:bottom="1411" w:left="1699" w:header="720" w:footer="288" w:gutter="0"/>
+      <w:pgNumType w:start="1"/>
       <w:cols w:space="720"/>
       <w:docGrid w:linePitch="360"/>
     </w:sectPr>
@@ -6373,6 +8917,103 @@
 </w:endnotes>
 </file>
 
+<file path=word/footer1.xml><?xml version="1.0" encoding="utf-8"?>
+<w:ftr xmlns:wpc="http://schemas.microsoft.com/office/word/2010/wordprocessingCanvas" xmlns:cx="http://schemas.microsoft.com/office/drawing/2014/chartex" xmlns:cx1="http://schemas.microsoft.com/office/drawing/2015/9/8/chartex" xmlns:cx2="http://schemas.microsoft.com/office/drawing/2015/10/21/chartex" xmlns:cx3="http://schemas.microsoft.com/office/drawing/2016/5/9/chartex" xmlns:cx4="http://schemas.microsoft.com/office/drawing/2016/5/10/chartex" xmlns:cx5="http://schemas.microsoft.com/office/drawing/2016/5/11/chartex" xmlns:cx6="http://schemas.microsoft.com/office/drawing/2016/5/12/chartex" xmlns:cx7="http://schemas.microsoft.com/office/drawing/2016/5/13/chartex" xmlns:cx8="http://schemas.microsoft.com/office/drawing/2016/5/14/chartex" xmlns:mc="http://schemas.openxmlformats.org/markup-compatibility/2006" xmlns:aink="http://schemas.microsoft.com/office/drawing/2016/ink" xmlns:am3d="http://schemas.microsoft.com/office/drawing/2017/model3d" xmlns:o="urn:schemas-microsoft-com:office:office" xmlns:oel="http://schemas.microsoft.com/office/2019/extlst" xmlns:r="http://schemas.openxmlformats.org/officeDocument/2006/relationships" xmlns:m="http://schemas.openxmlformats.org/officeDocument/2006/math" xmlns:v="urn:schemas-microsoft-com:vml" xmlns:wp14="http://schemas.microsoft.com/office/word/2010/wordprocessingDrawing" xmlns:wp="http://schemas.openxmlformats.org/drawingml/2006/wordprocessingDrawing" xmlns:w10="urn:schemas-microsoft-com:office:word" xmlns:w="http://schemas.openxmlformats.org/wordprocessingml/2006/main" xmlns:w14="http://schemas.microsoft.com/office/word/2010/wordml" xmlns:w15="http://schemas.microsoft.com/office/word/2012/wordml" xmlns:w16cex="http://schemas.microsoft.com/office/word/2018/wordml/cex" xmlns:w16cid="http://schemas.microsoft.com/office/word/2016/wordml/cid" xmlns:w16="http://schemas.microsoft.com/office/word/2018/wordml" xmlns:w16du="http://schemas.microsoft.com/office/word/2023/wordml/word16du" xmlns:w16sdtdh="http://schemas.microsoft.com/office/word/2020/wordml/sdtdatahash" xmlns:w16sdtfl="http://schemas.microsoft.com/office/word/2024/wordml/sdtformatlock" xmlns:w16se="http://schemas.microsoft.com/office/word/2015/wordml/symex" xmlns:wpg="http://schemas.microsoft.com/office/word/2010/wordprocessingGroup" xmlns:wpi="http://schemas.microsoft.com/office/word/2010/wordprocessingInk" xmlns:wne="http://schemas.microsoft.com/office/word/2006/wordml" xmlns:wps="http://schemas.microsoft.com/office/word/2010/wordprocessingShape" mc:Ignorable="w14 w15 w16se w16cid w16 w16cex w16sdtdh w16sdtfl w16du wp14">
+  <w:sdt>
+    <w:sdtPr>
+      <w:rPr>
+        <w:sz w:val="20"/>
+        <w:szCs w:val="20"/>
+      </w:rPr>
+      <w:id w:val="369491890"/>
+      <w:docPartObj>
+        <w:docPartGallery w:val="Page Numbers (Bottom of Page)"/>
+        <w:docPartUnique/>
+      </w:docPartObj>
+    </w:sdtPr>
+    <w:sdtEndPr>
+      <w:rPr>
+        <w:color w:val="7F7F7F" w:themeColor="background1" w:themeShade="7F"/>
+        <w:spacing w:val="60"/>
+      </w:rPr>
+    </w:sdtEndPr>
+    <w:sdtContent>
+      <w:p>
+        <w:pPr>
+          <w:pStyle w:val="Footer"/>
+          <w:pBdr>
+            <w:top w:val="single" w:sz="4" w:space="1" w:color="D9D9D9" w:themeColor="background1" w:themeShade="D9"/>
+          </w:pBdr>
+          <w:jc w:val="right"/>
+          <w:rPr>
+            <w:sz w:val="20"/>
+            <w:szCs w:val="20"/>
+          </w:rPr>
+        </w:pPr>
+        <w:r>
+          <w:rPr>
+            <w:sz w:val="20"/>
+            <w:szCs w:val="20"/>
+          </w:rPr>
+          <w:fldChar w:fldCharType="begin"/>
+        </w:r>
+        <w:r>
+          <w:rPr>
+            <w:sz w:val="20"/>
+            <w:szCs w:val="20"/>
+          </w:rPr>
+          <w:instrText xml:space="preserve"> PAGE   \* MERGEFORMAT </w:instrText>
+        </w:r>
+        <w:r>
+          <w:rPr>
+            <w:sz w:val="20"/>
+            <w:szCs w:val="20"/>
+          </w:rPr>
+          <w:fldChar w:fldCharType="separate"/>
+        </w:r>
+        <w:r>
+          <w:rPr>
+            <w:noProof/>
+            <w:sz w:val="20"/>
+            <w:szCs w:val="20"/>
+          </w:rPr>
+          <w:t>2</w:t>
+        </w:r>
+        <w:r>
+          <w:rPr>
+            <w:noProof/>
+            <w:sz w:val="20"/>
+            <w:szCs w:val="20"/>
+          </w:rPr>
+          <w:fldChar w:fldCharType="end"/>
+        </w:r>
+        <w:r>
+          <w:rPr>
+            <w:sz w:val="20"/>
+            <w:szCs w:val="20"/>
+          </w:rPr>
+          <w:t xml:space="preserve"> | </w:t>
+        </w:r>
+        <w:r>
+          <w:rPr>
+            <w:color w:val="7F7F7F" w:themeColor="background1" w:themeShade="7F"/>
+            <w:spacing w:val="60"/>
+            <w:sz w:val="20"/>
+            <w:szCs w:val="20"/>
+          </w:rPr>
+          <w:t>Page</w:t>
+        </w:r>
+      </w:p>
+    </w:sdtContent>
+  </w:sdt>
+  <w:p>
+    <w:pPr>
+      <w:pStyle w:val="Footer"/>
+    </w:pPr>
+  </w:p>
+</w:ftr>
+</file>
+
 <file path=word/footnotes.xml><?xml version="1.0" encoding="utf-8"?>
 <w:footnotes xmlns:wpc="http://schemas.microsoft.com/office/word/2010/wordprocessingCanvas" xmlns:cx="http://schemas.microsoft.com/office/drawing/2014/chartex" xmlns:cx1="http://schemas.microsoft.com/office/drawing/2015/9/8/chartex" xmlns:cx2="http://schemas.microsoft.com/office/drawing/2015/10/21/chartex" xmlns:cx3="http://schemas.microsoft.com/office/drawing/2016/5/9/chartex" xmlns:cx4="http://schemas.microsoft.com/office/drawing/2016/5/10/chartex" xmlns:cx5="http://schemas.microsoft.com/office/drawing/2016/5/11/chartex" xmlns:cx6="http://schemas.microsoft.com/office/drawing/2016/5/12/chartex" xmlns:cx7="http://schemas.microsoft.com/office/drawing/2016/5/13/chartex" xmlns:cx8="http://schemas.microsoft.com/office/drawing/2016/5/14/chartex" xmlns:mc="http://schemas.openxmlformats.org/markup-compatibility/2006" xmlns:aink="http://schemas.microsoft.com/office/drawing/2016/ink" xmlns:am3d="http://schemas.microsoft.com/office/drawing/2017/model3d" xmlns:o="urn:schemas-microsoft-com:office:office" xmlns:oel="http://schemas.microsoft.com/office/2019/extlst" xmlns:r="http://schemas.openxmlformats.org/officeDocument/2006/relationships" xmlns:m="http://schemas.openxmlformats.org/officeDocument/2006/math" xmlns:v="urn:schemas-microsoft-com:vml" xmlns:wp14="http://schemas.microsoft.com/office/word/2010/wordprocessingDrawing" xmlns:wp="http://schemas.openxmlformats.org/drawingml/2006/wordprocessingDrawing" xmlns:w10="urn:schemas-microsoft-com:office:word" xmlns:w="http://schemas.openxmlformats.org/wordprocessingml/2006/main" xmlns:w14="http://schemas.microsoft.com/office/word/2010/wordml" xmlns:w15="http://schemas.microsoft.com/office/word/2012/wordml" xmlns:w16cex="http://schemas.microsoft.com/office/word/2018/wordml/cex" xmlns:w16cid="http://schemas.microsoft.com/office/word/2016/wordml/cid" xmlns:w16="http://schemas.microsoft.com/office/word/2018/wordml" xmlns:w16du="http://schemas.microsoft.com/office/word/2023/wordml/word16du" xmlns:w16sdtdh="http://schemas.microsoft.com/office/word/2020/wordml/sdtdatahash" xmlns:w16sdtfl="http://schemas.microsoft.com/office/word/2024/wordml/sdtformatlock" xmlns:w16se="http://schemas.microsoft.com/office/word/2015/wordml/symex" xmlns:wpg="http://schemas.microsoft.com/office/word/2010/wordprocessingGroup" xmlns:wpi="http://schemas.microsoft.com/office/word/2010/wordprocessingInk" xmlns:wne="http://schemas.microsoft.com/office/word/2006/wordml" xmlns:wps="http://schemas.microsoft.com/office/word/2010/wordprocessingShape" mc:Ignorable="w14 w15 w16se w16cid w16 w16cex w16sdtdh w16sdtfl w16du wp14">
   <w:footnote w:type="separator" w:id="-1">
@@ -6396,6 +9037,16 @@
     </w:p>
   </w:footnote>
 </w:footnotes>
+</file>
+
+<file path=word/header1.xml><?xml version="1.0" encoding="utf-8"?>
+<w:hdr xmlns:wpc="http://schemas.microsoft.com/office/word/2010/wordprocessingCanvas" xmlns:cx="http://schemas.microsoft.com/office/drawing/2014/chartex" xmlns:cx1="http://schemas.microsoft.com/office/drawing/2015/9/8/chartex" xmlns:cx2="http://schemas.microsoft.com/office/drawing/2015/10/21/chartex" xmlns:cx3="http://schemas.microsoft.com/office/drawing/2016/5/9/chartex" xmlns:cx4="http://schemas.microsoft.com/office/drawing/2016/5/10/chartex" xmlns:cx5="http://schemas.microsoft.com/office/drawing/2016/5/11/chartex" xmlns:cx6="http://schemas.microsoft.com/office/drawing/2016/5/12/chartex" xmlns:cx7="http://schemas.microsoft.com/office/drawing/2016/5/13/chartex" xmlns:cx8="http://schemas.microsoft.com/office/drawing/2016/5/14/chartex" xmlns:mc="http://schemas.openxmlformats.org/markup-compatibility/2006" xmlns:aink="http://schemas.microsoft.com/office/drawing/2016/ink" xmlns:am3d="http://schemas.microsoft.com/office/drawing/2017/model3d" xmlns:o="urn:schemas-microsoft-com:office:office" xmlns:oel="http://schemas.microsoft.com/office/2019/extlst" xmlns:r="http://schemas.openxmlformats.org/officeDocument/2006/relationships" xmlns:m="http://schemas.openxmlformats.org/officeDocument/2006/math" xmlns:v="urn:schemas-microsoft-com:vml" xmlns:wp14="http://schemas.microsoft.com/office/word/2010/wordprocessingDrawing" xmlns:wp="http://schemas.openxmlformats.org/drawingml/2006/wordprocessingDrawing" xmlns:w10="urn:schemas-microsoft-com:office:word" xmlns:w="http://schemas.openxmlformats.org/wordprocessingml/2006/main" xmlns:w14="http://schemas.microsoft.com/office/word/2010/wordml" xmlns:w15="http://schemas.microsoft.com/office/word/2012/wordml" xmlns:w16cex="http://schemas.microsoft.com/office/word/2018/wordml/cex" xmlns:w16cid="http://schemas.microsoft.com/office/word/2016/wordml/cid" xmlns:w16="http://schemas.microsoft.com/office/word/2018/wordml" xmlns:w16du="http://schemas.microsoft.com/office/word/2023/wordml/word16du" xmlns:w16sdtdh="http://schemas.microsoft.com/office/word/2020/wordml/sdtdatahash" xmlns:w16sdtfl="http://schemas.microsoft.com/office/word/2024/wordml/sdtformatlock" xmlns:w16se="http://schemas.microsoft.com/office/word/2015/wordml/symex" xmlns:wpg="http://schemas.microsoft.com/office/word/2010/wordprocessingGroup" xmlns:wpi="http://schemas.microsoft.com/office/word/2010/wordprocessingInk" xmlns:wne="http://schemas.microsoft.com/office/word/2006/wordml" xmlns:wps="http://schemas.microsoft.com/office/word/2010/wordprocessingShape" mc:Ignorable="w14 w15 w16se w16cid w16 w16cex w16sdtdh w16sdtfl w16du wp14">
+  <w:p>
+    <w:pPr>
+      <w:pStyle w:val="Header"/>
+    </w:pPr>
+  </w:p>
+</w:hdr>
 </file>
 
 <file path=word/numbering.xml><?xml version="1.0" encoding="utf-8"?>
@@ -12317,6 +14968,7 @@
   <w:style w:type="character" w:default="1" w:styleId="DefaultParagraphFont">
     <w:name w:val="Default Paragraph Font"/>
     <w:uiPriority w:val="1"/>
+    <w:semiHidden/>
     <w:unhideWhenUsed/>
   </w:style>
   <w:style w:type="table" w:default="1" w:styleId="TableNormal">
@@ -12876,6 +15528,100 @@
       <w:contextualSpacing/>
     </w:pPr>
   </w:style>
+  <w:style w:type="table" w:styleId="PlainTable1">
+    <w:name w:val="Plain Table 1"/>
+    <w:basedOn w:val="TableNormal"/>
+    <w:uiPriority w:val="41"/>
+    <w:rsid w:val="001F3ADD"/>
+    <w:pPr>
+      <w:spacing w:after="0" w:line="240" w:lineRule="auto"/>
+    </w:pPr>
+    <w:tblPr>
+      <w:tblStyleRowBandSize w:val="1"/>
+      <w:tblStyleColBandSize w:val="1"/>
+      <w:tblBorders>
+        <w:top w:val="single" w:sz="4" w:space="0" w:color="BFBFBF" w:themeColor="background1" w:themeShade="BF"/>
+        <w:left w:val="single" w:sz="4" w:space="0" w:color="BFBFBF" w:themeColor="background1" w:themeShade="BF"/>
+        <w:bottom w:val="single" w:sz="4" w:space="0" w:color="BFBFBF" w:themeColor="background1" w:themeShade="BF"/>
+        <w:right w:val="single" w:sz="4" w:space="0" w:color="BFBFBF" w:themeColor="background1" w:themeShade="BF"/>
+        <w:insideH w:val="single" w:sz="4" w:space="0" w:color="BFBFBF" w:themeColor="background1" w:themeShade="BF"/>
+        <w:insideV w:val="single" w:sz="4" w:space="0" w:color="BFBFBF" w:themeColor="background1" w:themeShade="BF"/>
+      </w:tblBorders>
+    </w:tblPr>
+    <w:tblStylePr w:type="firstRow">
+      <w:rPr>
+        <w:b/>
+        <w:bCs/>
+      </w:rPr>
+    </w:tblStylePr>
+    <w:tblStylePr w:type="lastRow">
+      <w:rPr>
+        <w:b/>
+        <w:bCs/>
+      </w:rPr>
+      <w:tblPr/>
+      <w:tcPr>
+        <w:tcBorders>
+          <w:top w:val="double" w:sz="4" w:space="0" w:color="BFBFBF" w:themeColor="background1" w:themeShade="BF"/>
+        </w:tcBorders>
+      </w:tcPr>
+    </w:tblStylePr>
+    <w:tblStylePr w:type="firstCol">
+      <w:rPr>
+        <w:b/>
+        <w:bCs/>
+      </w:rPr>
+    </w:tblStylePr>
+    <w:tblStylePr w:type="lastCol">
+      <w:rPr>
+        <w:b/>
+        <w:bCs/>
+      </w:rPr>
+    </w:tblStylePr>
+    <w:tblStylePr w:type="band1Vert">
+      <w:tblPr/>
+      <w:tcPr>
+        <w:shd w:val="clear" w:color="auto" w:fill="F2F2F2" w:themeFill="background1" w:themeFillShade="F2"/>
+      </w:tcPr>
+    </w:tblStylePr>
+    <w:tblStylePr w:type="band1Horz">
+      <w:tblPr/>
+      <w:tcPr>
+        <w:shd w:val="clear" w:color="auto" w:fill="F2F2F2" w:themeFill="background1" w:themeFillShade="F2"/>
+      </w:tcPr>
+    </w:tblStylePr>
+  </w:style>
+  <w:style w:type="paragraph" w:styleId="Caption">
+    <w:name w:val="caption"/>
+    <w:basedOn w:val="Normal"/>
+    <w:next w:val="Normal"/>
+    <w:uiPriority w:val="35"/>
+    <w:unhideWhenUsed/>
+    <w:qFormat/>
+    <w:rsid w:val="008F0CF2"/>
+    <w:pPr>
+      <w:spacing w:after="200"/>
+      <w:jc w:val="center"/>
+    </w:pPr>
+    <w:rPr>
+      <w:i/>
+      <w:iCs/>
+      <w:color w:val="000000" w:themeColor="text1"/>
+      <w:sz w:val="20"/>
+      <w:szCs w:val="18"/>
+    </w:rPr>
+  </w:style>
+  <w:style w:type="paragraph" w:styleId="TableofFigures">
+    <w:name w:val="table of figures"/>
+    <w:basedOn w:val="Normal"/>
+    <w:next w:val="Normal"/>
+    <w:uiPriority w:val="99"/>
+    <w:unhideWhenUsed/>
+    <w:rsid w:val="00B45B80"/>
+    <w:pPr>
+      <w:spacing w:after="0"/>
+    </w:pPr>
+  </w:style>
 </w:styles>
 </file>
 
